--- a/正文/第一章_学院的新生.docx
+++ b/正文/第一章_学院的新生.docx
@@ -19,223 +19,160 @@
         <w:ind w:firstLine="397"/>
       </w:pPr>
       <w:r>
-        <w:t>初夏的晨光穿过稀疏的林木，在马车的窗棂上投下流动的光斑。莉莉安坐在车厢最里侧的角落，双手交叠放在膝上那封已经被反复折叠又展开的信封上。信封的蜡封早已碎裂，但师傅的字迹依然清晰——那是她在这世上唯一能够确认为"属于自己"的东西。</w:t>
-      </w:r>
-    </w:p>
-    <w:p/>
-    <w:p>
-      <w:pPr>
-        <w:ind w:firstLine="397"/>
-      </w:pPr>
-      <w:r>
-        <w:t>马车在通往首都的道路上已经行驶了三天。第一天，她还会数窗外掠过的村庄；第二天，她开始在心里默背魔法回路的基本定理；第三天——也就是今天——她只是坐着，看着自己兜帽投下的阴影在膝盖上微微晃动。</w:t>
-      </w:r>
-    </w:p>
-    <w:p/>
-    <w:p>
-      <w:pPr>
-        <w:ind w:firstLine="397"/>
-      </w:pPr>
-      <w:r>
-        <w:t>她不知道前方等待着什么。师傅让她去学院，她就去了。就像七年前师傅让她进屋、让她吃饭、让她翻开第一本魔法书一样——她没有拒绝过师傅的任何要求。不是因为听话，而是因为在那之前，她的人生中从来没有人对她提过"应该去做什么"。要求本身，就已经是一种归属。</w:t>
-      </w:r>
-    </w:p>
-    <w:p/>
-    <w:p>
-      <w:pPr>
-        <w:ind w:firstLine="397"/>
-      </w:pPr>
-      <w:r>
-        <w:t>马车翻过最后一道山丘。莉莉安透过车窗看到了首都伊瑟瑞亚——那座传说中的教国心脏。</w:t>
-      </w:r>
-    </w:p>
-    <w:p/>
-    <w:p>
-      <w:pPr>
-        <w:ind w:firstLine="397"/>
-      </w:pPr>
-      <w:r>
-        <w:t>最先映入眼帘的是巨大的魔力钟塔，塔顶的辉石在晨曦中泛着淡金色的光晕。随后是环绕城市的铁路线，一列魔力火车正在缓缓驶过，拉出一声低沉的汽笛。城市的建筑由近及远层层叠叠——近处是红瓦白墙的民房，远处是尖顶高耸的教堂塔楼，最远处隐约可见一道高墙，将城市的某一部分与其余区域隔开。</w:t>
-      </w:r>
-    </w:p>
-    <w:p/>
-    <w:p>
-      <w:pPr>
-        <w:ind w:firstLine="397"/>
-      </w:pPr>
-      <w:r>
-        <w:t>"第一次来首都？"车夫的声音从前方传来。</w:t>
-      </w:r>
-    </w:p>
-    <w:p/>
-    <w:p>
-      <w:pPr>
-        <w:ind w:firstLine="397"/>
-      </w:pPr>
-      <w:r>
-        <w:t>"……是的。"</w:t>
-      </w:r>
-    </w:p>
-    <w:p/>
-    <w:p>
-      <w:pPr>
-        <w:ind w:firstLine="397"/>
-      </w:pPr>
-      <w:r>
-        <w:t>"那可得好好看看。这可是神赐之地上最繁华的城市。你看那片高墙后面——那就是艾瑞安区。贵族区。你要去的就是那儿，对吧？"</w:t>
-      </w:r>
-    </w:p>
-    <w:p/>
-    <w:p>
-      <w:pPr>
-        <w:ind w:firstLine="397"/>
-      </w:pPr>
-      <w:r>
-        <w:t>莉莉安低头看了看挂在脖子上的银色项链——那枚刻着城堡图案的吊坠。这是师傅在临行前交给她的。"凭借这个入学的凭证，"师傅说，"把它给卫兵看，他们就会放你过去。"</w:t>
-      </w:r>
-    </w:p>
-    <w:p/>
-    <w:p>
-      <w:pPr>
-        <w:ind w:firstLine="397"/>
-      </w:pPr>
-      <w:r>
-        <w:t>"……是的。"</w:t>
-      </w:r>
-    </w:p>
-    <w:p/>
-    <w:p>
-      <w:pPr>
-        <w:ind w:firstLine="397"/>
-      </w:pPr>
-      <w:r>
-        <w:t>马车驶过西奈河上的石桥。河面宽阔，水流平缓，两岸的石板路上已经有早起的人在走动。过了桥，一切都变了——人声被抛在身后，眼前是修剪整齐的草坪、开满鲜花的庭院，和间隔甚远的、华丽得近乎奢侈的宅邸。街道上偶尔走过几个侍者模样的人，匆匆路过，没有人看向这辆毫不起眼的出租马车。</w:t>
-      </w:r>
-    </w:p>
-    <w:p/>
-    <w:p>
-      <w:pPr>
-        <w:ind w:firstLine="397"/>
-      </w:pPr>
-      <w:r>
-        <w:t>马车在学院大门前停下。莉莉安拎着她那个小小的行李箱跳下车，付了车钱——这是师傅给她的路费中剩下的最后几枚铜币。</w:t>
-      </w:r>
-    </w:p>
-    <w:p/>
-    <w:p>
-      <w:pPr>
-        <w:ind w:firstLine="397"/>
-      </w:pPr>
-      <w:r>
-        <w:t>艾瑞安学院的大门比她想象中更加宏伟。两扇铁铸的大门敞开，门上的藤蔓纹饰在阳光下泛着青黑色的光泽。大门两侧延伸出灰色的石墙，墙头上爬满了常春藤。透过大门能看到的——是远处那座以先知之名命名的半圆形主教学楼，数百年来由主教们亲手以魔法维护修缮，至今仍然如初建时那样庄严。</w:t>
-      </w:r>
-    </w:p>
-    <w:p/>
-    <w:p>
-      <w:pPr>
-        <w:ind w:firstLine="397"/>
-      </w:pPr>
-      <w:r>
-        <w:t>周围陆续有马车抵达。华丽的、由四匹骏马拉动的贵族马车。仆从们搬运着成堆的行李箱。年轻的贵族子女们穿着得体的学院校服——有些人已经在和相识的人打招呼，有些人由家中长辈陪同，神情或骄矜或从容。</w:t>
-      </w:r>
-    </w:p>
-    <w:p/>
-    <w:p>
-      <w:pPr>
-        <w:ind w:firstLine="397"/>
-      </w:pPr>
-      <w:r>
-        <w:t>莉莉安把兜帽又往下拉了拉。她穿的不是校服，而是一件洗得有些发白的灰色连帽斗篷。除了那个破旧的行李箱外，唯一的行李便是靠在肩头的那根法杖——将近一人高，杖身粗壮，由深山中生长超过两百年的古木制成，颜色是温润的暗棕。杖身上有她亲手刻下的纹路——规整的魔法回路，还有一些只是她在疲惫时随手刻下的图案。这根法杖的制作花了她数月的工夫。师傅帮她选了木材——那片山林中魔素最浓郁的一棵古树的侧枝——然后便不再插手。打磨、刻纹、灌注魔力，全部由她一双手完成。</w:t>
-      </w:r>
-    </w:p>
-    <w:p/>
-    <w:p>
-      <w:pPr>
-        <w:ind w:firstLine="397"/>
-      </w:pPr>
-      <w:r>
-        <w:t>她记得刻错第一道回路时的沮丧。记得师傅端着一杯不知名的草药茶站在她身后，慢悠悠地说"擦掉重来就是了，木头又不会疼"。那是师傅独有的安慰方式——用完全不像安慰的话，让她觉得犯错并不值得大惊小怪。</w:t>
-      </w:r>
-    </w:p>
-    <w:p/>
-    <w:p>
-      <w:pPr>
-        <w:ind w:firstLine="397"/>
-      </w:pPr>
-      <w:r>
-        <w:t>她握紧法杖向校门走去。</w:t>
-      </w:r>
-    </w:p>
-    <w:p/>
-    <w:p>
-      <w:pPr>
-        <w:ind w:firstLine="397"/>
-      </w:pPr>
-      <w:r>
-        <w:t>负责登记的执事坐在大门旁的石桌前翻阅名单。当莉莉安报上姓名并递上入学凭证时，执事的手停了一下。他抬起头，在兜帽投下的阴影中审视了她的脸，然后低头又看了一遍登记表上的备注。</w:t>
-      </w:r>
-    </w:p>
-    <w:p/>
-    <w:p>
-      <w:pPr>
-        <w:ind w:firstLine="397"/>
-      </w:pPr>
-      <w:r>
-        <w:t>"……平民？"</w:t>
-      </w:r>
-    </w:p>
-    <w:p/>
-    <w:p>
-      <w:pPr>
-        <w:ind w:firstLine="397"/>
-      </w:pPr>
-      <w:r>
-        <w:t>"是的。"</w:t>
-      </w:r>
-    </w:p>
-    <w:p/>
-    <w:p>
-      <w:pPr>
-        <w:ind w:firstLine="397"/>
-      </w:pPr>
-      <w:r>
-        <w:t>执事的嘴唇动了动，似乎想说些什么，但最终只是把一把铜钥匙推到她面前。"宿舍区后方。湖畔。最里面那栋。"</w:t>
-      </w:r>
-    </w:p>
-    <w:p/>
-    <w:p>
-      <w:pPr>
-        <w:ind w:firstLine="397"/>
-      </w:pPr>
-      <w:r>
-        <w:t>他没说"欢迎"。莉莉安也没期待过。</w:t>
-      </w:r>
-    </w:p>
-    <w:p/>
-    <w:p>
-      <w:pPr>
-        <w:ind w:firstLine="397"/>
-      </w:pPr>
-      <w:r>
-        <w:t>她把钥匙收好，拎起行李箱走进大门。刚跨过门槛，一个身影从侧面走来——她本能地想避让，但对方似乎根本没有要避让的意思。肩膀撞上肩膀。莉莉安踉跄了一步，行李箱差点脱手。</w:t>
-      </w:r>
-    </w:p>
-    <w:p/>
-    <w:p>
-      <w:pPr>
-        <w:ind w:firstLine="397"/>
-      </w:pPr>
-      <w:r>
-        <w:t>"啊——真不好意思。"一个少女的声音传来，语调里却没有半分歉意。她穿着一身剪裁精致的深蓝色校服，胸口还没有别上学院徽章——和莉莉安一样是新生。她的目光在莉莉安的兜帽和破旧行李箱上停留了一瞬，嘴角掠过一丝不可察觉的弧度，然后径直走开。</w:t>
-      </w:r>
-    </w:p>
-    <w:p/>
-    <w:p>
-      <w:pPr>
-        <w:ind w:firstLine="397"/>
-      </w:pPr>
-      <w:r>
-        <w:t>莉莉安没有回应。她重新握紧行李箱的提手，沿着碎石路向宿舍区走去。</w:t>
+        <w:t>晨曦，刚刚升起的太阳没能给予这些金色丝线足够的能量，无法冲破那仅是随意挂在窗户上、本不是用来做窗帘的麻布，懊恼地停下脚步，驻留在上面，摊出金色的光斑。</w:t>
+      </w:r>
+    </w:p>
+    <w:p/>
+    <w:p>
+      <w:pPr>
+        <w:ind w:firstLine="397"/>
+      </w:pPr>
+      <w:r>
+        <w:t>夏日的风吹拂，送来助攻。麻布随风飘动，终于露出一丝缝隙，让阳光得以进入这一间小小的屋。</w:t>
+      </w:r>
+    </w:p>
+    <w:p/>
+    <w:p>
+      <w:pPr>
+        <w:ind w:firstLine="397"/>
+      </w:pPr>
+      <w:r>
+        <w:t>睡梦中的少女无意识地翻身，阳光也恰巧在此刻到达。金色的光映在她白皙的脸颊，与银白的长发。</w:t>
+      </w:r>
+    </w:p>
+    <w:p/>
+    <w:p>
+      <w:pPr>
+        <w:ind w:firstLine="397"/>
+      </w:pPr>
+      <w:r>
+        <w:t>少女发出一丝轻吟，眼睛缓缓睁开，露出淡紫色的瞳孔。随后闭上双眼，再一次翻过身，避开这偷偷溜进的阳光。可现实已随着光线突破了梦的屏障，随着大脑开始了思考，知觉开始了工作，少女缓缓地起身，用手揉搓着双眼。</w:t>
+      </w:r>
+    </w:p>
+    <w:p/>
+    <w:p>
+      <w:pPr>
+        <w:ind w:firstLine="397"/>
+      </w:pPr>
+      <w:r>
+        <w:t>"这些天承蒙阿姨关照，今天之后我就不继续叨扰了。"</w:t>
+      </w:r>
+    </w:p>
+    <w:p/>
+    <w:p>
+      <w:pPr>
+        <w:ind w:firstLine="397"/>
+      </w:pPr>
+      <w:r>
+        <w:t>"说的什么话，我们小店本来就客少人稀，你能在这住这么久，该感谢的应该是我才对。快来吃早饭吧，今天的早餐就不用付钱了，算是我请你的。"</w:t>
+      </w:r>
+    </w:p>
+    <w:p/>
+    <w:p>
+      <w:pPr>
+        <w:ind w:firstLine="397"/>
+      </w:pPr>
+      <w:r>
+        <w:t>一楼的柜台前，名为莉莉安的少女对着旅店的老板娘深深鞠躬，感谢多日来对自己的关心。老板娘笑脸相迎，端来热汤与面包，招呼少女落座。</w:t>
+      </w:r>
+    </w:p>
+    <w:p/>
+    <w:p>
+      <w:pPr>
+        <w:ind w:firstLine="397"/>
+      </w:pPr>
+      <w:r>
+        <w:t>缓缓坐下，将银白长发束起，在从窗外透过的阳光下享用柔软的面包与香浓的汤羹。老板娘的手艺很好，比起她在师傅那里年复一年吃到的水煮野菜和烤蘑菇要好吃得多，以至于在刚刚来到这里时她感动到流泪。也暗暗在心中下定决心，要在魔法的学习之余用心研究料理，好让日后不论多么艰苦的生活也可以有食物慰藉心灵。</w:t>
+      </w:r>
+    </w:p>
+    <w:p/>
+    <w:p>
+      <w:pPr>
+        <w:ind w:firstLine="397"/>
+      </w:pPr>
+      <w:r>
+        <w:t>"是今天学院的录取结果就出来了吗？"</w:t>
+      </w:r>
+    </w:p>
+    <w:p/>
+    <w:p>
+      <w:pPr>
+        <w:ind w:firstLine="397"/>
+      </w:pPr>
+      <w:r>
+        <w:t>"啊，是的，让人期待呢。"</w:t>
+      </w:r>
+    </w:p>
+    <w:p/>
+    <w:p>
+      <w:pPr>
+        <w:ind w:firstLine="397"/>
+      </w:pPr>
+      <w:r>
+        <w:t>"这要是考上了，应该就是第一个进入学院的平民了吧，莉莉安姑娘。"</w:t>
+      </w:r>
+    </w:p>
+    <w:p/>
+    <w:p>
+      <w:pPr>
+        <w:ind w:firstLine="397"/>
+      </w:pPr>
+      <w:r>
+        <w:t>"应该……是吧。还真是意外呢，居然真的允许我参加考试。本来我只是被师傅硬推过来，没报太大期望的。"</w:t>
+      </w:r>
+    </w:p>
+    <w:p/>
+    <w:p>
+      <w:pPr>
+        <w:ind w:firstLine="397"/>
+      </w:pPr>
+      <w:r>
+        <w:t>"大概你的那个师傅也是个大人物吧，或者你是哪位的私生女什么的——你说你从小就没见过父母对吧，说不定呢。"老板娘将又一碗汤端到莉莉安的桌前，里面多出的几块不算小的猪肉代表了老板娘的祝福。</w:t>
+      </w:r>
+    </w:p>
+    <w:p/>
+    <w:p>
+      <w:pPr>
+        <w:ind w:firstLine="397"/>
+      </w:pPr>
+      <w:r>
+        <w:t>"不管我的身世如何，我都对我平民的身份没有怨言。"</w:t>
+      </w:r>
+    </w:p>
+    <w:p/>
+    <w:p>
+      <w:pPr>
+        <w:ind w:firstLine="397"/>
+      </w:pPr>
+      <w:r>
+        <w:t>"哎，当个平民可是永远都翻不了身的。在你面前的是千载难逢的机会，还是要抓住每一个机会得到贵族头衔更好啊。小姑娘可不要意气用事，得罪了那帮公子千金可是要吃苦头的。"</w:t>
+      </w:r>
+    </w:p>
+    <w:p/>
+    <w:p>
+      <w:pPr>
+        <w:ind w:firstLine="397"/>
+      </w:pPr>
+      <w:r>
+        <w:t>"……嗯，谢谢。"莉莉安没有再多说什么。将第二碗汤端到身前，舀起肉块放在嘴里，脂肪的香气在口中散开。只要成为贵族，这样的肉就是每餐都能品尝到的普通食材——也许再富有一点的家族里，这样的品质都不足以端上餐桌。贵族们普遍看重饮食，在教典中，贵族们需要用丰盛奢华的餐食感谢神赐予的丰饶。在莉莉安看来，这不过是教会与贵族间联起手来，为自己寻找的借口罢了。</w:t>
+      </w:r>
+    </w:p>
+    <w:p/>
+    <w:p>
+      <w:pPr>
+        <w:ind w:firstLine="397"/>
+      </w:pPr>
+      <w:r>
+        <w:t>"成为……贵族吗……"少女轻声低语。</w:t>
+      </w:r>
+    </w:p>
+    <w:p/>
+    <w:p>
+      <w:pPr>
+        <w:ind w:firstLine="397"/>
+      </w:pPr>
+      <w:r>
+        <w:t>她还没有想好日后的生活。从前她跟着师傅在深山中隐居，她以为会这样过一辈子，哪怕在师傅去世后也会继续在山中研究魔法。但师傅却强行将她推来这教国的首都，这座名为伊瑟瑞亚的繁华都市，要她带着一个信封去参加本应只有贵族才能参加的学院考试。</w:t>
       </w:r>
     </w:p>
     <w:p/>
@@ -250,430 +187,448 @@
         <w:ind w:firstLine="397"/>
       </w:pPr>
       <w:r>
-        <w:t>宿舍区比她预想的要远得多。</w:t>
-      </w:r>
-    </w:p>
-    <w:p/>
-    <w:p>
-      <w:pPr>
-        <w:ind w:firstLine="397"/>
-      </w:pPr>
-      <w:r>
-        <w:t>她穿过主教学楼后的花园——精心修剪的灌木、铺着白色石子的小路、几座以先知弟子命名的雕像——然后经过了一片更大的湖区。湖面在晨光下泛着微波，几只水鸟在湖心的小岛上悠闲地梳理羽毛。</w:t>
-      </w:r>
-    </w:p>
-    <w:p/>
-    <w:p>
-      <w:pPr>
-        <w:ind w:firstLine="397"/>
-      </w:pPr>
-      <w:r>
-        <w:t>越走，周围的房子越稀疏。先是整齐排列的四层宿舍楼——那是低年级学生的主要住宿区——然后是散布在小路两侧的独栋小屋，门牌上标注着高年级学生的名字。再往后，小路变成了土路，独栋小屋被稀疏的树林取代。</w:t>
-      </w:r>
-    </w:p>
-    <w:p/>
-    <w:p>
-      <w:pPr>
-        <w:ind w:firstLine="397"/>
-      </w:pPr>
-      <w:r>
-        <w:t>最后，她在一片小小的湖畔找到了她的宿舍。</w:t>
-      </w:r>
-    </w:p>
-    <w:p/>
-    <w:p>
-      <w:pPr>
-        <w:ind w:firstLine="397"/>
-      </w:pPr>
-      <w:r>
-        <w:t>那是一栋木屋。不大，但也不算小。临湖而建，背靠着几棵老橡树。门前的土地未经打理，长着些不知名的野花和杂草。与刚才看到的那些整齐精致的独栋宿舍相比，这里更像是被遗忘在岁月里的猎人小屋。</w:t>
-      </w:r>
-    </w:p>
-    <w:p/>
-    <w:p>
-      <w:pPr>
-        <w:ind w:firstLine="397"/>
-      </w:pPr>
-      <w:r>
-        <w:t>"最里面那栋，"莉莉安自言自语，"确实是最里面。"</w:t>
-      </w:r>
-    </w:p>
-    <w:p/>
-    <w:p>
-      <w:pPr>
-        <w:ind w:firstLine="397"/>
-      </w:pPr>
-      <w:r>
-        <w:t>她推开门。房间内部倒是出乎意料地整洁——地板刚擦过，有一张床、一张书桌、一把椅子、一个衣柜。窗户面向湖水，推开就能看到湖面上被微风吹起的涟漪。还有一扇小门通向地下室——执事说那是旧时存放冬储物资的地窖，如今已经不再使用。</w:t>
-      </w:r>
-    </w:p>
-    <w:p/>
-    <w:p>
-      <w:pPr>
-        <w:ind w:firstLine="397"/>
-      </w:pPr>
-      <w:r>
-        <w:t>她在房间中央站了一会儿。然后把行李箱放在地上，把法杖小心地靠在桌旁。杖身的暗棕色在透过窗户的光线下泛着温润的色泽——那是她在这间屋子里安置的第一件东西。</w:t>
-      </w:r>
-    </w:p>
-    <w:p/>
-    <w:p>
-      <w:pPr>
-        <w:ind w:firstLine="397"/>
-      </w:pPr>
-      <w:r>
-        <w:t>"呼。"</w:t>
-      </w:r>
-    </w:p>
-    <w:p/>
-    <w:p>
-      <w:pPr>
-        <w:ind w:firstLine="397"/>
-      </w:pPr>
-      <w:r>
-        <w:t>她脱下兜帽。银白色的长发倾泻而下，在肩膀和后背散开。</w:t>
-      </w:r>
-    </w:p>
-    <w:p/>
-    <w:p>
-      <w:pPr>
-        <w:ind w:firstLine="397"/>
-      </w:pPr>
-      <w:r>
-        <w:t>她走到窗边，推开窗户。湖面的风吹进来，带着水草和泥土的气息。她闭上眼睛，深吸一口气。</w:t>
-      </w:r>
-    </w:p>
-    <w:p/>
-    <w:p>
-      <w:pPr>
-        <w:ind w:firstLine="397"/>
-      </w:pPr>
-      <w:r>
-        <w:t>"那个——这附近有精灵在吗？"</w:t>
-      </w:r>
-    </w:p>
-    <w:p/>
-    <w:p>
-      <w:pPr>
-        <w:ind w:firstLine="397"/>
-      </w:pPr>
-      <w:r>
-        <w:t>她用的是精灵语。那些婉转的、人类语言中没有对应发音的音节，从她口中流畅地滑出。</w:t>
-      </w:r>
-    </w:p>
-    <w:p/>
-    <w:p>
-      <w:pPr>
-        <w:ind w:firstLine="397"/>
-      </w:pPr>
-      <w:r>
-        <w:t>片刻的寂静。</w:t>
-      </w:r>
-    </w:p>
-    <w:p/>
-    <w:p>
-      <w:pPr>
-        <w:ind w:firstLine="397"/>
-      </w:pPr>
-      <w:r>
-        <w:t>然后，湖面上亮起了几点银色的光芒。微弱、细小、像是星光落在了水面上。光点从湖面升起，向着窗户飘来。</w:t>
-      </w:r>
-    </w:p>
-    <w:p/>
-    <w:p>
-      <w:pPr>
-        <w:ind w:firstLine="397"/>
-      </w:pPr>
-      <w:r>
-        <w:t>最先到的那一点光停在窗框上。随后，更多的光点汇聚过来——它们在阳光下几乎是透明的，只有靠近了才能看到那一层薄薄的、如水母般半透明的轮廓。</w:t>
-      </w:r>
-    </w:p>
-    <w:p/>
-    <w:p>
-      <w:pPr>
-        <w:ind w:firstLine="397"/>
-      </w:pPr>
-      <w:r>
-        <w:t>"呀。是人类的孩子。"</w:t>
-      </w:r>
-    </w:p>
-    <w:p/>
-    <w:p>
-      <w:pPr>
-        <w:ind w:firstLine="397"/>
-      </w:pPr>
-      <w:r>
-        <w:t>"不对——是爱子。"</w:t>
-      </w:r>
-    </w:p>
-    <w:p/>
-    <w:p>
-      <w:pPr>
-        <w:ind w:firstLine="397"/>
-      </w:pPr>
-      <w:r>
-        <w:t>"是爱子来了。是爱子。"</w:t>
-      </w:r>
-    </w:p>
-    <w:p/>
-    <w:p>
-      <w:pPr>
-        <w:ind w:firstLine="397"/>
-      </w:pPr>
-      <w:r>
-        <w:t>精灵们的声音在莉莉安的脑海中响起。那不是通过耳朵听到的语言——精灵没有人类的声带——而是某种直接在意识中浮现的"意义"。这是只有从小在原初之地被精灵养大的人才能理解的交流方式。人类研究了千年，仍然只能破译最基础的几句精灵语——因为他们从未真正与精灵交谈过。</w:t>
-      </w:r>
-    </w:p>
-    <w:p/>
-    <w:p>
-      <w:pPr>
-        <w:ind w:firstLine="397"/>
-      </w:pPr>
-      <w:r>
-        <w:t>"大家好，"莉莉安用精灵语轻声回应，"接下来四年要在这里生活。请多多关照。"</w:t>
-      </w:r>
-    </w:p>
-    <w:p/>
-    <w:p>
-      <w:pPr>
-        <w:ind w:firstLine="397"/>
-      </w:pPr>
-      <w:r>
-        <w:t>精灵们在她身边舞动，有几只落在她的头发上。它们在"闻"她——精灵没有鼻子，但它们能感知气息。她浑身上下都是原初之地的味道，那是精灵们最初的故乡，也是她最初的家。</w:t>
-      </w:r>
-    </w:p>
-    <w:p/>
-    <w:p>
-      <w:pPr>
-        <w:ind w:firstLine="397"/>
-      </w:pPr>
-      <w:r>
-        <w:t>"好浓的味道。"</w:t>
-      </w:r>
-    </w:p>
-    <w:p/>
-    <w:p>
-      <w:pPr>
-        <w:ind w:firstLine="397"/>
-      </w:pPr>
-      <w:r>
-        <w:t>"好怀念。"</w:t>
-      </w:r>
-    </w:p>
-    <w:p/>
-    <w:p>
-      <w:pPr>
-        <w:ind w:firstLine="397"/>
-      </w:pPr>
-      <w:r>
-        <w:t>"爱子长大了。上次见的时候——才——这么——小——"</w:t>
-      </w:r>
-    </w:p>
-    <w:p/>
-    <w:p>
-      <w:pPr>
-        <w:ind w:firstLine="397"/>
-      </w:pPr>
-      <w:r>
-        <w:t>在更多精灵到来之前，一个比其他光点略微明亮的身影从湖面上方直冲过来，迫得窗框上的精灵们纷纷让路。</w:t>
-      </w:r>
-    </w:p>
-    <w:p/>
-    <w:p>
-      <w:pPr>
-        <w:ind w:firstLine="397"/>
-      </w:pPr>
-      <w:r>
-        <w:t>"让开让开让开——"</w:t>
-      </w:r>
-    </w:p>
-    <w:p/>
-    <w:p>
-      <w:pPr>
-        <w:ind w:firstLine="397"/>
-      </w:pPr>
-      <w:r>
-        <w:t>光点急停在莉莉安鼻尖前。然后慢慢后退，退到她的视线能聚焦的距离。</w:t>
-      </w:r>
-    </w:p>
-    <w:p/>
-    <w:p>
-      <w:pPr>
-        <w:ind w:firstLine="397"/>
-      </w:pPr>
-      <w:r>
-        <w:t>这是一只比其他精灵色彩更丰富的存在——半透明的身体呈现淡淡的蓝白色，轮廓比其他精灵更加清晰。最重要的是——它在"行礼"。提起半透明的、裙摆般的下缘，微微屈身。</w:t>
-      </w:r>
-    </w:p>
-    <w:p/>
-    <w:p>
-      <w:pPr>
-        <w:ind w:firstLine="397"/>
-      </w:pPr>
-      <w:r>
-        <w:t>"你好，我叫菲莱尔。请多指教哦。"</w:t>
-      </w:r>
-    </w:p>
-    <w:p/>
-    <w:p>
-      <w:pPr>
-        <w:ind w:firstLine="397"/>
-      </w:pPr>
-      <w:r>
-        <w:t>莉莉安眨了眨眼。</w:t>
-      </w:r>
-    </w:p>
-    <w:p/>
-    <w:p>
-      <w:pPr>
-        <w:ind w:firstLine="397"/>
-      </w:pPr>
-      <w:r>
-        <w:t>"你……有名字？"</w:t>
-      </w:r>
-    </w:p>
-    <w:p/>
-    <w:p>
-      <w:pPr>
-        <w:ind w:firstLine="397"/>
-      </w:pPr>
-      <w:r>
-        <w:t>"嗯！我自己起的。虽然精灵不需要名字，但我还是觉得有个名字更好玩。和其他精灵不一样。"</w:t>
-      </w:r>
-    </w:p>
-    <w:p/>
-    <w:p>
-      <w:pPr>
-        <w:ind w:firstLine="397"/>
-      </w:pPr>
-      <w:r>
-        <w:t>"菲莱尔。"莉莉安重复了一遍，"很好听的名字。"</w:t>
-      </w:r>
-    </w:p>
-    <w:p/>
-    <w:p>
-      <w:pPr>
-        <w:ind w:firstLine="397"/>
-      </w:pPr>
-      <w:r>
-        <w:t>菲莱尔得意地转到她肩膀上坐下。"当然啦，我想了很久的——不像它们，给它们起名都嫌麻烦。"</w:t>
-      </w:r>
-    </w:p>
-    <w:p/>
-    <w:p>
-      <w:pPr>
-        <w:ind w:firstLine="397"/>
-      </w:pPr>
-      <w:r>
-        <w:t>其他精灵发出了一阵细微的、像是风铃被微风拂过的波动——那是精灵的"笑声"。</w:t>
-      </w:r>
-    </w:p>
-    <w:p/>
-    <w:p>
-      <w:pPr>
-        <w:ind w:firstLine="397"/>
-      </w:pPr>
-      <w:r>
-        <w:t>"不过说真的，"菲莱尔的声音认真了些，"你住在这么偏的地方，不太对吧？我飞过来的时候看到人类幼崽们的巢穴都在前面。你是被赶到这里来的吗？"</w:t>
-      </w:r>
-    </w:p>
-    <w:p/>
-    <w:p>
-      <w:pPr>
-        <w:ind w:firstLine="397"/>
-      </w:pPr>
-      <w:r>
-        <w:t>莉莉安沉默了一会儿。</w:t>
-      </w:r>
-    </w:p>
-    <w:p/>
-    <w:p>
-      <w:pPr>
-        <w:ind w:firstLine="397"/>
-      </w:pPr>
-      <w:r>
-        <w:t>"……差不多。"</w:t>
-      </w:r>
-    </w:p>
-    <w:p/>
-    <w:p>
-      <w:pPr>
-        <w:ind w:firstLine="397"/>
-      </w:pPr>
-      <w:r>
-        <w:t>"哼。人类真是不可理喻。在我们那里，越是魔力充沛的个体越是被尊敬。"菲莱尔晃了晃身体，"对了，莉莉安——你知道原初之地那边有人一直跟着你吗？"</w:t>
-      </w:r>
-    </w:p>
-    <w:p/>
-    <w:p>
-      <w:pPr>
-        <w:ind w:firstLine="397"/>
-      </w:pPr>
-      <w:r>
-        <w:t>"诶？"</w:t>
-      </w:r>
-    </w:p>
-    <w:p/>
-    <w:p>
-      <w:pPr>
-        <w:ind w:firstLine="397"/>
-      </w:pPr>
-      <w:r>
-        <w:t>"不是坏事啦。自从你小时候那件事之后，长老会就派了几个'老古董'远远地跟着你。它们不会干涉你，也不会跟你说话。就是……看着。防止我们再因为你的安全而打破约定。"</w:t>
-      </w:r>
-    </w:p>
-    <w:p/>
-    <w:p>
-      <w:pPr>
-        <w:ind w:firstLine="397"/>
-      </w:pPr>
-      <w:r>
-        <w:t>莉莉安垂下眼眸。她知道菲莱尔说的"那件事"——那年冬天，那个因为殴打她而被精灵放火烧死的佃农。那是她第一次看到精灵们真正的愤怒。</w:t>
-      </w:r>
-    </w:p>
-    <w:p/>
-    <w:p>
-      <w:pPr>
-        <w:ind w:firstLine="397"/>
-      </w:pPr>
-      <w:r>
-        <w:t>"它们现在也在？"莉莉安问。</w:t>
-      </w:r>
-    </w:p>
-    <w:p/>
-    <w:p>
-      <w:pPr>
-        <w:ind w:firstLine="397"/>
-      </w:pPr>
-      <w:r>
-        <w:t>"嗯。在林子那边。不靠近，也不远离。"菲莱尔的语气里有一丝不快，"说是为了防止我们再做'出格的事'。哼。爱子差点被人类害死的时候怎么不见它们讲规矩？"</w:t>
-      </w:r>
-    </w:p>
-    <w:p/>
-    <w:p>
-      <w:pPr>
-        <w:ind w:firstLine="397"/>
-      </w:pPr>
-      <w:r>
-        <w:t>"菲莱尔。"</w:t>
-      </w:r>
-    </w:p>
-    <w:p/>
-    <w:p>
-      <w:pPr>
-        <w:ind w:firstLine="397"/>
-      </w:pPr>
-      <w:r>
-        <w:t>"好啦好啦，不说了。"精灵在她肩头翻了个身，"总之——如果需要帮忙就叫我们。虽然那些老古董会拦着，但小事还是能偷偷做一点的。上次魔法考试就是我帮了你——虽然好像帮过头了。"</w:t>
-      </w:r>
-    </w:p>
-    <w:p/>
-    <w:p>
-      <w:pPr>
-        <w:ind w:firstLine="397"/>
-      </w:pPr>
-      <w:r>
-        <w:t>莉莉安轻轻笑了一下。那是她久违的——连自己都觉得有些陌生的——笑容。</w:t>
+        <w:t>人流涌动。这座都城无论走到哪里都是如此。</w:t>
+      </w:r>
+    </w:p>
+    <w:p/>
+    <w:p>
+      <w:pPr>
+        <w:ind w:firstLine="397"/>
+      </w:pPr>
+      <w:r>
+        <w:t>莉莉安穿着兜帽披风走在宽敞的街道。经过的人很多都会侧头看向她——大概是这样的装束很可疑吧，莉莉安自己也这样认为。但为了遮住自己的白发，也不得不选择这样的装扮。想到自己第一天入城时引发的骚动，为了至少避免在街道上惹来麻烦，还是这样更好一点。</w:t>
+      </w:r>
+    </w:p>
+    <w:p/>
+    <w:p>
+      <w:pPr>
+        <w:ind w:firstLine="397"/>
+      </w:pPr>
+      <w:r>
+        <w:t>穿过拥挤的主干道，走过繁华的集市区，在踏上一座长长的石桥后，莉莉安在桥边停下脚步。直到这里，人才开始变得稀少。莉莉安将手扶在桥边，看着缓缓流过的西奈河。可以说，这条穿城而过的河是划分命运的河——只要穿过这座桥，就进入了平民口中的贵族区，正式名称为艾瑞安区，以神赐教先知艾瑞安·赛拉斯的名字命名。</w:t>
+      </w:r>
+    </w:p>
+    <w:p/>
+    <w:p>
+      <w:pPr>
+        <w:ind w:firstLine="397"/>
+      </w:pPr>
+      <w:r>
+        <w:t>"喂，那边的，把帽子摘下来。"</w:t>
+      </w:r>
+    </w:p>
+    <w:p/>
+    <w:p>
+      <w:pPr>
+        <w:ind w:firstLine="397"/>
+      </w:pPr>
+      <w:r>
+        <w:t>从桥的那一边走来两个卫兵。虽然名义上并不会禁止平民走过桥去往贵族区，但守卫在各座桥的卫兵总会以各种理由拒绝放行。久而久之，也才有了贵族区的叫法。</w:t>
+      </w:r>
+    </w:p>
+    <w:p/>
+    <w:p>
+      <w:pPr>
+        <w:ind w:firstLine="397"/>
+      </w:pPr>
+      <w:r>
+        <w:t>莉莉安从披风的内侧口袋拿出一条银色的项链，上面的吊坠是站在这里便能望见的那栋巨大城堡建筑的图案。莉莉安将项链举起，卫兵走上前来细细端详了一下项链后便恭敬地行礼，随后让出了走向桥对岸的方向。</w:t>
+      </w:r>
+    </w:p>
+    <w:p/>
+    <w:p>
+      <w:pPr>
+        <w:ind w:firstLine="397"/>
+      </w:pPr>
+      <w:r>
+        <w:t>"祝您金榜题名，大人。"</w:t>
+      </w:r>
+    </w:p>
+    <w:p/>
+    <w:p>
+      <w:pPr>
+        <w:ind w:firstLine="397"/>
+      </w:pPr>
+      <w:r>
+        <w:t>莉莉安走过他们身旁，身后传来了两个卫兵中气十足的声音。他们都是教廷的骑士头衔——虽然骑士间也有不同的等级划分，但总体仍属于骑士，而骑士的后代是没有资格入学的。所以正常来讲，能拿出这条相当于临时进入凭证项链的人都是男爵以上家族的后代。虽然其中大多数的非继承人最后都会成为和他们一样的骑士阶级，但就目前而言，他们仍是男爵以上阶级。</w:t>
+      </w:r>
+    </w:p>
+    <w:p/>
+    <w:p>
+      <w:pPr>
+        <w:ind w:firstLine="397"/>
+      </w:pPr>
+      <w:r>
+        <w:t>走过石桥，喧闹的人声已经被甩在身后。眼前宛如宁静的公园，街道上偶尔走过几个侍者模样的人，匆匆路过，没有人看向着装诡异的少女。莉莉安沿着河边散步般走着。今天只需要看一下挂在学院大门处的榜单——如果成功录取，今晚就可以住进学院的宿舍；如果没有被录取，就可以把项链交还，前往回家的路了。无论哪一种结果，对莉莉安都可以接受。甚至她可能更喜欢后者一点——虽然有点辜负师傅的期待和付出，但终归是自己能力不足，也只好继续跟着师傅修习。会有一种……安心的感觉。</w:t>
+      </w:r>
+    </w:p>
+    <w:p/>
+    <w:p>
+      <w:pPr>
+        <w:ind w:firstLine="397"/>
+      </w:pPr>
+      <w:r>
+        <w:t>沿着河边走了一段路后，经过了一片草地。能看到一些男男女女三五成群地在草地上野餐，大概是高年级的学长学姐。有些人家中的领地远在边境，来去一趟非常费时，索性在假期也留在学院。而且只要有家中寄来的钱，在这座都城的生活绝对比边境的领区要好得多——大概也因为这个原因，让假期留在这里的人更多了吧。</w:t>
+      </w:r>
+    </w:p>
+    <w:p/>
+    <w:p>
+      <w:pPr>
+        <w:ind w:firstLine="397"/>
+      </w:pPr>
+      <w:r>
+        <w:t>"诶，你看那个人。"坐在草地上的一位男生对着身边的女生低语，手指着走在路上的莉莉安。</w:t>
+      </w:r>
+    </w:p>
+    <w:p/>
+    <w:p>
+      <w:pPr>
+        <w:ind w:firstLine="397"/>
+      </w:pPr>
+      <w:r>
+        <w:t>"哪个？哦，那个带兜帽的？哇，好可疑。卫兵在干什么，怎么过来的。"女生的脸上充斥着厌恶。</w:t>
+      </w:r>
+    </w:p>
+    <w:p/>
+    <w:p>
+      <w:pPr>
+        <w:ind w:firstLine="397"/>
+      </w:pPr>
+      <w:r>
+        <w:t>"看脖子上的项链，是来看榜的。"另一个男生听到同伴的交谈后回头看去，说出结论后便又将目光注视在野餐篮中，在挑选了一袋饼干后悠哉地吃起来。</w:t>
+      </w:r>
+    </w:p>
+    <w:p/>
+    <w:p>
+      <w:pPr>
+        <w:ind w:firstLine="397"/>
+      </w:pPr>
+      <w:r>
+        <w:t>"不仅穿着怪异还自己跑来看榜，不知道是哪个穷乡僻壤的，估计还是个不受待见的次女。这种人来学院就是为了给自己找个结婚对象的，等找到了就好退学了。"女生也回过头，发现了自己刚刚想要拿的饼干被另一个人拿走后轻轻叹气，开始翻找有没有其他的食物。</w:t>
+      </w:r>
+    </w:p>
+    <w:p/>
+    <w:p>
+      <w:pPr>
+        <w:ind w:firstLine="397"/>
+      </w:pPr>
+      <w:r>
+        <w:t>"找个对象啊……要不我也去搭个讪？要是长得漂亮，要来当个侧室也不错。"最开始的男生依然盯着马上要走出视野的莉莉安。</w:t>
+      </w:r>
+    </w:p>
+    <w:p/>
+    <w:p>
+      <w:pPr>
+        <w:ind w:firstLine="397"/>
+      </w:pPr>
+      <w:r>
+        <w:t>"真是饥不择食啊，小心是个丑八怪。反正闲着也是闲着，我也去。"</w:t>
+      </w:r>
+    </w:p>
+    <w:p/>
+    <w:p>
+      <w:pPr>
+        <w:ind w:firstLine="397"/>
+      </w:pPr>
+      <w:r>
+        <w:t>两人站起身，走向远处的少女。</w:t>
+      </w:r>
+    </w:p>
+    <w:p/>
+    <w:p>
+      <w:pPr>
+        <w:ind w:firstLine="397"/>
+      </w:pPr>
+      <w:r>
+        <w:t>"嗨，学妹，要去学院看榜吗？"男生拦住了少女的去路，单手叉腰，摆出了一个自认为帅气的姿势。</w:t>
+      </w:r>
+    </w:p>
+    <w:p/>
+    <w:p>
+      <w:pPr>
+        <w:ind w:firstLine="397"/>
+      </w:pPr>
+      <w:r>
+        <w:t>"……是的，我要去看录取结果。"面对突然拦在面前的人，莉莉安虽然有点不知所措，但依旧礼貌地回应。她能感觉到眼前的男人在打量着自己全身，像是要透过兜帽看到她的脸。考虑到对方可能只是出于好奇，还是赶快甩开比较好。</w:t>
+      </w:r>
+    </w:p>
+    <w:p/>
+    <w:p>
+      <w:pPr>
+        <w:ind w:firstLine="397"/>
+      </w:pPr>
+      <w:r>
+        <w:t>"让我们陪你去吧，这位学姐还可以带你快点找到宿舍哦。对了，学妹是哪个家族的？"</w:t>
+      </w:r>
+    </w:p>
+    <w:p/>
+    <w:p>
+      <w:pPr>
+        <w:ind w:firstLine="397"/>
+      </w:pPr>
+      <w:r>
+        <w:t>"感谢您的好意，但我……对自己能考上很没有信心，可能要失望而归了，就不让两位看笑话了。"莉莉安微微鞠躬，走向男生身侧，准备结束这短暂的交谈。</w:t>
+      </w:r>
+    </w:p>
+    <w:p/>
+    <w:p>
+      <w:pPr>
+        <w:ind w:firstLine="397"/>
+      </w:pPr>
+      <w:r>
+        <w:t>阵风吹过。莉莉安感受到了魔法的流动。</w:t>
+      </w:r>
+    </w:p>
+    <w:p/>
+    <w:p>
+      <w:pPr>
+        <w:ind w:firstLine="397"/>
+      </w:pPr>
+      <w:r>
+        <w:t>还没等莉莉安多想，眼前突然的变亮让她意识到了更严重的问题。</w:t>
+      </w:r>
+    </w:p>
+    <w:p/>
+    <w:p>
+      <w:pPr>
+        <w:ind w:firstLine="397"/>
+      </w:pPr>
+      <w:r>
+        <w:t>"小姐，这兜帽不适合你，让我来为你——摘——"</w:t>
+      </w:r>
+    </w:p>
+    <w:p/>
+    <w:p>
+      <w:pPr>
+        <w:ind w:firstLine="397"/>
+      </w:pPr>
+      <w:r>
+        <w:t>男生缓缓侧过头，想要仔细端详一下这位神秘的少女，却被那在阳光下泛起白色光晕的长发吸引了全部注意。</w:t>
+      </w:r>
+    </w:p>
+    <w:p/>
+    <w:p>
+      <w:pPr>
+        <w:ind w:firstLine="397"/>
+      </w:pPr>
+      <w:r>
+        <w:t>"喂……这……"一旁的女生惊讶地发出微小的惊呼，随后拉住一旁男生的衣袖。</w:t>
+      </w:r>
+    </w:p>
+    <w:p/>
+    <w:p>
+      <w:pPr>
+        <w:ind w:firstLine="397"/>
+      </w:pPr>
+      <w:r>
+        <w:t>"魔……魔女！是魔女！教典中的灾难重演了！"男生拉住身旁的女生迅速拉开了与莉莉安的距离。魔力在手中汇聚，随后升起火焰。一旁的女生也从震惊中反应过来，吟诵咒语在二人身前生成屏障。</w:t>
+      </w:r>
+    </w:p>
+    <w:p/>
+    <w:p>
+      <w:pPr>
+        <w:ind w:firstLine="397"/>
+      </w:pPr>
+      <w:r>
+        <w:t>"我——"</w:t>
+      </w:r>
+    </w:p>
+    <w:p/>
+    <w:p>
+      <w:pPr>
+        <w:ind w:firstLine="397"/>
+      </w:pPr>
+      <w:r>
+        <w:t>想要辩解的嘴刚刚张开便再一次紧闭。莉莉安左手放在胸前，用身体隐藏魔力汇聚时的光晕，悄悄准备好防御魔法；右手缓缓伸出，想要重新带好兜帽。</w:t>
+      </w:r>
+    </w:p>
+    <w:p/>
+    <w:p>
+      <w:pPr>
+        <w:ind w:firstLine="397"/>
+      </w:pPr>
+      <w:r>
+        <w:t>她已经历过太多这样的时刻。已深知解释毫无意义。唯一能做的便是找机会逃走。</w:t>
+      </w:r>
+    </w:p>
+    <w:p/>
+    <w:p>
+      <w:pPr>
+        <w:ind w:firstLine="397"/>
+      </w:pPr>
+      <w:r>
+        <w:t>但——这一次她又能逃去哪里呢。只要入学后就总会出现这样的时刻。她无法一直隐瞒下去。无法……这样度过四年的光阴。</w:t>
+      </w:r>
+    </w:p>
+    <w:p/>
+    <w:p>
+      <w:pPr>
+        <w:ind w:firstLine="397"/>
+      </w:pPr>
+      <w:r>
+        <w:t>"我叫莉莉安，并没有姓氏。因为我是一名孤儿，也是一位平民。不知二位是否知道今年学院允许一位平民参加考试的事情——我猜应该已经传开了才对。那就是我。希望，能和各位大人们友好地相处。"</w:t>
+      </w:r>
+    </w:p>
+    <w:p/>
+    <w:p>
+      <w:pPr>
+        <w:ind w:firstLine="397"/>
+      </w:pPr>
+      <w:r>
+        <w:t>莉莉安放下右手，也将左手从胸前移开，解除了魔力，而后深深鞠躬。</w:t>
+      </w:r>
+    </w:p>
+    <w:p/>
+    <w:p>
+      <w:pPr>
+        <w:ind w:firstLine="397"/>
+      </w:pPr>
+      <w:r>
+        <w:t>"平民……是有听说。没想到……"</w:t>
+      </w:r>
+    </w:p>
+    <w:p/>
+    <w:p>
+      <w:pPr>
+        <w:ind w:firstLine="397"/>
+      </w:pPr>
+      <w:r>
+        <w:t>男生并没有因眼前白发少女的动作而放松警惕，依旧死死盯着，不敢有一丝松懈。在教典中，魔女的魔法瞬间就可以施展，轻易就可以夺走大量人的生命。天生白发的女人千年中未曾出现。如今，传说走进了现实，活生生地站在眼前。</w:t>
+      </w:r>
+    </w:p>
+    <w:p/>
+    <w:p>
+      <w:pPr>
+        <w:ind w:firstLine="397"/>
+      </w:pPr>
+      <w:r>
+        <w:t>紧张的氛围充斥。莉莉安不再敢做出任何动作——起身的瞬间也可能被对方当作要出击的前兆而提前展开攻击。只能维持着鞠躬的姿势，希望能够得到对方至少不会第一时间攻击的反应。</w:t>
+      </w:r>
+    </w:p>
+    <w:p/>
+    <w:p>
+      <w:pPr>
+        <w:ind w:firstLine="397"/>
+      </w:pPr>
+      <w:r>
+        <w:t>在身后，听得见一辆马车越来越近。莉莉安的白色长发如今暴露在外，只能祈求马车上的人不会像身前两位这样的反应。可大概事与愿违了——在路过自己身旁后，马车极快地减速，最终停在了不远处。</w:t>
+      </w:r>
+    </w:p>
+    <w:p/>
+    <w:p>
+      <w:pPr>
+        <w:ind w:firstLine="397"/>
+      </w:pPr>
+      <w:r>
+        <w:t>失败了呢。抱歉，师傅。我可能要被关进牢里或者逐出了。希望能原谅这样不小心的我。</w:t>
+      </w:r>
+    </w:p>
+    <w:p/>
+    <w:p>
+      <w:pPr>
+        <w:ind w:firstLine="397"/>
+      </w:pPr>
+      <w:r>
+        <w:t>"喂，那边的，城区里不能随便使用攻击魔法。把手放下！"身后响起了有些许浑厚的声音。</w:t>
+      </w:r>
+    </w:p>
+    <w:p/>
+    <w:p>
+      <w:pPr>
+        <w:ind w:firstLine="397"/>
+      </w:pPr>
+      <w:r>
+        <w:t>"艾尔文院长！这是个魔女啊！"</w:t>
+      </w:r>
+    </w:p>
+    <w:p/>
+    <w:p>
+      <w:pPr>
+        <w:ind w:firstLine="397"/>
+      </w:pPr>
+      <w:r>
+        <w:t>"把手放下。这是这一届的新生莉莉安同学，你的学妹。你见过魔女低着头任人宰割的吗。"</w:t>
+      </w:r>
+    </w:p>
+    <w:p/>
+    <w:p>
+      <w:pPr>
+        <w:ind w:firstLine="397"/>
+      </w:pPr>
+      <w:r>
+        <w:t>"可是——"</w:t>
+      </w:r>
+    </w:p>
+    <w:p/>
+    <w:p>
+      <w:pPr>
+        <w:ind w:firstLine="397"/>
+      </w:pPr>
+      <w:r>
+        <w:t>"这事学院所有高层都知道，还不到要你操心的地步。"</w:t>
+      </w:r>
+    </w:p>
+    <w:p/>
+    <w:p>
+      <w:pPr>
+        <w:ind w:firstLine="397"/>
+      </w:pPr>
+      <w:r>
+        <w:t>"是……"</w:t>
+      </w:r>
+    </w:p>
+    <w:p/>
+    <w:p>
+      <w:pPr>
+        <w:ind w:firstLine="397"/>
+      </w:pPr>
+      <w:r>
+        <w:t>男生收起手中的魔法，谨慎地后退。一旁准备施展防御魔法的女生也跟着后退，在后退了一段距离后收起魔法，拉着身旁的男生迅速跑走。</w:t>
+      </w:r>
+    </w:p>
+    <w:p/>
+    <w:p>
+      <w:pPr>
+        <w:ind w:firstLine="397"/>
+      </w:pPr>
+      <w:r>
+        <w:t>"莉莉安同学，把头抬起来吧。是要去学院吗？坐马车吧。你这身带着兜帽走在艾瑞安区就太可疑了。"</w:t>
+      </w:r>
+    </w:p>
+    <w:p/>
+    <w:p>
+      <w:pPr>
+        <w:ind w:firstLine="397"/>
+      </w:pPr>
+      <w:r>
+        <w:t>"是……"</w:t>
+      </w:r>
+    </w:p>
+    <w:p/>
+    <w:p>
+      <w:pPr>
+        <w:ind w:firstLine="397"/>
+      </w:pPr>
+      <w:r>
+        <w:t>莉莉安缓缓直起身子，转身看向后方。一个棕色头发的男人站在那里。一身的衣物虽然都是上乘品，但显然本人并不在乎着装——只是将一件件本应搭配完美的衣服随意地穿在身上，就连领扣也没有扣好。但领口的玫瑰金色徽章证明了他的身份：九大学院长中的一位。刚刚被叫到的名字是……艾尔文。</w:t>
+      </w:r>
+    </w:p>
+    <w:p/>
+    <w:p>
+      <w:pPr>
+        <w:ind w:firstLine="397"/>
+      </w:pPr>
+      <w:r>
+        <w:t>"上车吧。"</w:t>
+      </w:r>
+    </w:p>
+    <w:p/>
+    <w:p>
+      <w:pPr>
+        <w:ind w:firstLine="397"/>
+      </w:pPr>
+      <w:r>
+        <w:t>男人似乎没有在意莉莉安的眼神，只是看到她起身后便回头走向了马车。莉莉安本想谢绝，但想到刚刚的事情，和已经走远了的男人，也错过了回绝的时机，只能快步跟上，接受了提议。</w:t>
       </w:r>
     </w:p>
     <w:p/>
@@ -688,97 +643,277 @@
         <w:ind w:firstLine="397"/>
       </w:pPr>
       <w:r>
-        <w:t>入夜了。</w:t>
-      </w:r>
-    </w:p>
-    <w:p/>
-    <w:p>
-      <w:pPr>
-        <w:ind w:firstLine="397"/>
-      </w:pPr>
-      <w:r>
-        <w:t>莉莉安躺在陌生的床上，盯着天花板上的木纹。月光从窗户洒进来，映在木纹上，让那些嵌入的金丝仿佛在微微流动。月光也照在桌旁的法杖上——杖身的纹路在月色中泛起隐约的蓝光。那是魔力共鸣的痕迹。只要莉莉安还在，只要她的魔力还在流动，她的法杖就会回应她。</w:t>
-      </w:r>
-    </w:p>
-    <w:p/>
-    <w:p>
-      <w:pPr>
-        <w:ind w:firstLine="397"/>
-      </w:pPr>
-      <w:r>
-        <w:t>这是她进入人类村庄后，第十一次换地方睡觉。第十一次在新环境中努力让自己相信：这次可以待久一点。</w:t>
-      </w:r>
-    </w:p>
-    <w:p/>
-    <w:p>
-      <w:pPr>
-        <w:ind w:firstLine="397"/>
-      </w:pPr>
-      <w:r>
-        <w:t>她闭上眼。脑海中浮现的却是童年时那个柴房。柴房的门在她身后关上。那间柴房里没有月光。</w:t>
-      </w:r>
-    </w:p>
-    <w:p/>
-    <w:p>
-      <w:pPr>
-        <w:ind w:firstLine="397"/>
-      </w:pPr>
-      <w:r>
-        <w:t>她翻了个身。然后又翻回来。</w:t>
-      </w:r>
-    </w:p>
-    <w:p/>
-    <w:p>
-      <w:pPr>
-        <w:ind w:firstLine="397"/>
-      </w:pPr>
-      <w:r>
-        <w:t>她睡不着。不是因为床不舒服——事实上，这张床比她睡过的绝大多数地方都要好。从流浪时蜷缩的巷子角落，到后来师傅木屋里那张由稻草和兽皮铺成的床铺——那些地方她都能安然入睡。</w:t>
-      </w:r>
-    </w:p>
-    <w:p/>
-    <w:p>
-      <w:pPr>
-        <w:ind w:firstLine="397"/>
-      </w:pPr>
-      <w:r>
-        <w:t>让她无法入睡的，不是这里的陌生。而是心里那个微小而顽固的声音：如果连这里也不行了，还能去哪里。</w:t>
-      </w:r>
-    </w:p>
-    <w:p/>
-    <w:p>
-      <w:pPr>
-        <w:ind w:firstLine="397"/>
-      </w:pPr>
-      <w:r>
-        <w:t>窗外传来细微的响声。不是精灵——是风。</w:t>
-      </w:r>
-    </w:p>
-    <w:p/>
-    <w:p>
-      <w:pPr>
-        <w:ind w:firstLine="397"/>
-      </w:pPr>
-      <w:r>
-        <w:t>她起身走到窗边。湖面倒映着月光，碎成千万片银色的碎片。湖对岸的树林在夜风中微微晃动。</w:t>
-      </w:r>
-    </w:p>
-    <w:p/>
-    <w:p>
-      <w:pPr>
-        <w:ind w:firstLine="397"/>
-      </w:pPr>
-      <w:r>
-        <w:t>她在窗边站了很久。然后回到了床上。</w:t>
-      </w:r>
-    </w:p>
-    <w:p/>
-    <w:p>
-      <w:pPr>
-        <w:ind w:firstLine="397"/>
-      </w:pPr>
-      <w:r>
-        <w:t>这一次——不知是累了，还是月光太温柔——她终于睡着了。</w:t>
+        <w:t>"首先恭喜你，莉莉安同学。你成功通过了考试，以历史上第一位平民的身份进入学院。"</w:t>
+      </w:r>
+    </w:p>
+    <w:p/>
+    <w:p>
+      <w:pPr>
+        <w:ind w:firstLine="397"/>
+      </w:pPr>
+      <w:r>
+        <w:t>"谢谢您，艾尔文院长。"</w:t>
+      </w:r>
+    </w:p>
+    <w:p/>
+    <w:p>
+      <w:pPr>
+        <w:ind w:firstLine="397"/>
+      </w:pPr>
+      <w:r>
+        <w:t>马车上，莉莉安站起身道谢。但艾尔文依旧没有看向她——从刚刚的道谢到现在，他都低头看着手头的报纸。莉莉安稍微看了一眼报纸上的内容：是一份来自平民区的琐碎小报。这些日子莉莉安也在其他平民手中看到过这种报纸，上面净是些琐碎的小事——不是招聘、委托信息，就是一些没头没尾的八卦。很难想象身为院长的男人也会看这种报纸。</w:t>
+      </w:r>
+    </w:p>
+    <w:p/>
+    <w:p>
+      <w:pPr>
+        <w:ind w:firstLine="397"/>
+      </w:pPr>
+      <w:r>
+        <w:t>"嗯，我是精灵学院的院长艾尔文……虽然——"</w:t>
+      </w:r>
+    </w:p>
+    <w:p/>
+    <w:p>
+      <w:pPr>
+        <w:ind w:firstLine="397"/>
+      </w:pPr>
+      <w:r>
+        <w:t>男人放下了手中的报纸，伸了个懒腰后，第一次看向莉莉安。</w:t>
+      </w:r>
+    </w:p>
+    <w:p/>
+    <w:p>
+      <w:pPr>
+        <w:ind w:firstLine="397"/>
+      </w:pPr>
+      <w:r>
+        <w:t>"虽然我知道你报的是我们学院。但很可惜，你的精灵语科目成绩是所有科目中最差的。精灵语作为我们学院的主科，我们无法接受这个分数。但你的魔法实战科好得让考官感到诧异，所以你被调剂到了魔法学院。"</w:t>
+      </w:r>
+    </w:p>
+    <w:p/>
+    <w:p>
+      <w:pPr>
+        <w:ind w:firstLine="397"/>
+      </w:pPr>
+      <w:r>
+        <w:t>"……是。非常抱歉，艾尔文院长。"</w:t>
+      </w:r>
+    </w:p>
+    <w:p/>
+    <w:p>
+      <w:pPr>
+        <w:ind w:firstLine="397"/>
+      </w:pPr>
+      <w:r>
+        <w:t>"不用道歉。没有进我们学院是好事，进来了就只是浪费四年的时光而已。"</w:t>
+      </w:r>
+    </w:p>
+    <w:p/>
+    <w:p>
+      <w:pPr>
+        <w:ind w:firstLine="397"/>
+      </w:pPr>
+      <w:r>
+        <w:t>艾尔文摆了摆手，随后示意莉莉安坐下。待莉莉安坐好后再一次拿起报纸。</w:t>
+      </w:r>
+    </w:p>
+    <w:p/>
+    <w:p>
+      <w:pPr>
+        <w:ind w:firstLine="397"/>
+      </w:pPr>
+      <w:r>
+        <w:t>"那个……院长。我真的可以待在学院里吗？像是刚刚的事情……"在一段时间的沉默后，莉莉安鼓起勇气问出了心中最担心的事情。像刚刚的情况，大概会在学院中一次次上演吧。</w:t>
+      </w:r>
+    </w:p>
+    <w:p/>
+    <w:p>
+      <w:pPr>
+        <w:ind w:firstLine="397"/>
+      </w:pPr>
+      <w:r>
+        <w:t>"哦，不用担心。等过些日子开学后你会上台演讲的——你是魔法学院的新生代表。全校都会知道你的。"</w:t>
+      </w:r>
+    </w:p>
+    <w:p/>
+    <w:p>
+      <w:pPr>
+        <w:ind w:firstLine="397"/>
+      </w:pPr>
+      <w:r>
+        <w:t>"诶……诶！"</w:t>
+      </w:r>
+    </w:p>
+    <w:p/>
+    <w:p>
+      <w:pPr>
+        <w:ind w:firstLine="397"/>
+      </w:pPr>
+      <w:r>
+        <w:t>莉莉安在短暂的思考后发现了事情的严重性。她本想低调地在学院中过完四年的时光，没想到开学的第一天，这样的想法就破碎了。</w:t>
+      </w:r>
+    </w:p>
+    <w:p/>
+    <w:p>
+      <w:pPr>
+        <w:ind w:firstLine="397"/>
+      </w:pPr>
+      <w:r>
+        <w:t>"有什么好惊讶的。你是魔法实战科的第一名。历届学院主科的第一名都会代表学院发言，这是传统。不会因为你而改变——虽然已经改变了一个更大的传统就是了。"</w:t>
+      </w:r>
+    </w:p>
+    <w:p/>
+    <w:p>
+      <w:pPr>
+        <w:ind w:firstLine="397"/>
+      </w:pPr>
+      <w:r>
+        <w:t>"那个……实战魔法的第一名居然是一个白发平民女，这不是更坐实魔女的头衔吗……"</w:t>
+      </w:r>
+    </w:p>
+    <w:p/>
+    <w:p>
+      <w:pPr>
+        <w:ind w:firstLine="397"/>
+      </w:pPr>
+      <w:r>
+        <w:t>"……"</w:t>
+      </w:r>
+    </w:p>
+    <w:p/>
+    <w:p>
+      <w:pPr>
+        <w:ind w:firstLine="397"/>
+      </w:pPr>
+      <w:r>
+        <w:t>"……"</w:t>
+      </w:r>
+    </w:p>
+    <w:p/>
+    <w:p>
+      <w:pPr>
+        <w:ind w:firstLine="397"/>
+      </w:pPr>
+      <w:r>
+        <w:t>艾尔文将报纸随手甩到旁边的座位上，摸起那没有完全剃干净的下巴。</w:t>
+      </w:r>
+    </w:p>
+    <w:p/>
+    <w:p>
+      <w:pPr>
+        <w:ind w:firstLine="397"/>
+      </w:pPr>
+      <w:r>
+        <w:t>"你说的有道理。所以你才报了背书就能考上的精灵学院吗。"</w:t>
+      </w:r>
+    </w:p>
+    <w:p/>
+    <w:p>
+      <w:pPr>
+        <w:ind w:firstLine="397"/>
+      </w:pPr>
+      <w:r>
+        <w:t>"非常不好意思，本来是有这种想法的……并没有贬低贵学院的意思哦，真的。"</w:t>
+      </w:r>
+    </w:p>
+    <w:p/>
+    <w:p>
+      <w:pPr>
+        <w:ind w:firstLine="397"/>
+      </w:pPr>
+      <w:r>
+        <w:t>"很可惜，这件事已经定下来了。给你的演讲稿应该都已经写好了，所以也只能接受现实了，莉莉安同学。"</w:t>
+      </w:r>
+    </w:p>
+    <w:p/>
+    <w:p>
+      <w:pPr>
+        <w:ind w:firstLine="397"/>
+      </w:pPr>
+      <w:r>
+        <w:t>艾尔文望向窗外。马车穿过了学院的大门，驶入了这座古老又迂腐的学院。在艾尔文眼中，与其说这里是学术的殿堂，不如说是权力的角斗场——未来的继承人们拉帮结派，为自己的家族，也为未来的自己攫取利益；那些无缘继承人的次子攀附于更有权势之人，为自己谋求更好的前途。又有几人真心钻研学术呢。也许，这也是自己所在的学院——一个无法在贵族手下工作的纯学术学院——濒临闭院的原因吧。</w:t>
+      </w:r>
+    </w:p>
+    <w:p/>
+    <w:p>
+      <w:pPr>
+        <w:ind w:firstLine="397"/>
+      </w:pPr>
+      <w:r>
+        <w:t>又行过一段路，马车缓缓地停在主教学楼门前。已经迎上来的侍者拉开了马车的门，又放上了落脚的矮凳。莉莉安将兜帽重新戴好，跟在艾尔文身后下了马车。</w:t>
+      </w:r>
+    </w:p>
+    <w:p/>
+    <w:p>
+      <w:pPr>
+        <w:ind w:firstLine="397"/>
+      </w:pPr>
+      <w:r>
+        <w:t>眼前的便是远远就能望到的学院主楼——同这个区一样，用先知艾瑞安的名字命名的教学楼。相传先知在原初的七国中传授魔法，学生们以半圆围在他身旁聆听教导。所以整栋楼的外观以半圆为主体，加以精美的石雕，古朴庄重。几百年来由教廷中的主教亲自以魔法修缮清洗，让它依旧如当初建立那般。</w:t>
+      </w:r>
+    </w:p>
+    <w:p/>
+    <w:p>
+      <w:pPr>
+        <w:ind w:firstLine="397"/>
+      </w:pPr>
+      <w:r>
+        <w:t>"不得不说，当年的建筑师还是很有审美的。当然，宿舍区就不是他们的杰作了，所以比起这个主楼要差上一些。宿舍区在后面花园内，离这里有些距离。我可以让马车送你过去，你也可以自己走去，顺便在花园里散散心。之后宿舍区里的侍者会带你找到房间并给你钥匙的。"</w:t>
+      </w:r>
+    </w:p>
+    <w:p/>
+    <w:p>
+      <w:pPr>
+        <w:ind w:firstLine="397"/>
+      </w:pPr>
+      <w:r>
+        <w:t>一旁的艾尔文将手轻轻搭在她的肩膀。莉莉安从仰视教学楼的思考中缓过来，听着身旁这位看起来慵懒的男人细致的讲解。他的脸上看不出多余的感情，淡棕色的瞳孔显得一点点沧桑，正搭配上了皮肤的粗糙和眼角些许的皱纹。</w:t>
+      </w:r>
+    </w:p>
+    <w:p/>
+    <w:p>
+      <w:pPr>
+        <w:ind w:firstLine="397"/>
+      </w:pPr>
+      <w:r>
+        <w:t>"要马车送你吗？"</w:t>
+      </w:r>
+    </w:p>
+    <w:p/>
+    <w:p>
+      <w:pPr>
+        <w:ind w:firstLine="397"/>
+      </w:pPr>
+      <w:r>
+        <w:t>艾尔文也看向身旁的自己。莉莉安躲开了视线，将眼睛埋入宽大的兜帽。</w:t>
+      </w:r>
+    </w:p>
+    <w:p/>
+    <w:p>
+      <w:pPr>
+        <w:ind w:firstLine="397"/>
+      </w:pPr>
+      <w:r>
+        <w:t>"谢谢您的好意，就不麻烦了。"</w:t>
+      </w:r>
+    </w:p>
+    <w:p/>
+    <w:p>
+      <w:pPr>
+        <w:ind w:firstLine="397"/>
+      </w:pPr>
+      <w:r>
+        <w:t>"嗯，那再见。"</w:t>
+      </w:r>
+    </w:p>
+    <w:p/>
+    <w:p>
+      <w:pPr>
+        <w:ind w:firstLine="397"/>
+      </w:pPr>
+      <w:r>
+        <w:t>肩膀上的感觉消失，男人走进了大楼。莉莉安对着背影轻轻鞠躬，向着教学楼后面走去。</w:t>
       </w:r>
     </w:p>
     <w:p/>
@@ -793,115 +928,736 @@
         <w:ind w:firstLine="397"/>
       </w:pPr>
       <w:r>
-        <w:t>新生典礼在入学第三天的早晨举行。</w:t>
-      </w:r>
-    </w:p>
-    <w:p/>
-    <w:p>
-      <w:pPr>
-        <w:ind w:firstLine="397"/>
-      </w:pPr>
-      <w:r>
-        <w:t>九大学院的新生齐聚大礼堂——那座以先知之名命名的半圆形建筑，高耸的穹顶上绘着千年前艾瑞安·赛拉斯向弟子们传授魔法的壁画。先知站在半圆的中心，弟子们围坐在他身旁。画中的每个人都被镀上了金箔的光辉，在辉石灯的照耀下仿佛仍在呼吸。</w:t>
-      </w:r>
-    </w:p>
-    <w:p/>
-    <w:p>
-      <w:pPr>
-        <w:ind w:firstLine="397"/>
-      </w:pPr>
-      <w:r>
-        <w:t>莉莉安坐在魔法学院新生席位的最后一排。她穿着学院发的校服，白发规整地束在身后——今天她没有戴兜帽。不是因为不想遮。而是因为遮不住。在整理校服时，随侍明明白白地告诉她：新生代表上台时不可以穿着与校服不一致的额外衣物。</w:t>
-      </w:r>
-    </w:p>
-    <w:p/>
-    <w:p>
-      <w:pPr>
-        <w:ind w:firstLine="397"/>
-      </w:pPr>
-      <w:r>
-        <w:t>新生代表。她至今仍对这个身份感到不真实。</w:t>
-      </w:r>
-    </w:p>
-    <w:p/>
-    <w:p>
-      <w:pPr>
-        <w:ind w:firstLine="397"/>
-      </w:pPr>
-      <w:r>
-        <w:t>"因为你是魔法实战科的第一名，"前一天精灵学院院长艾尔文在马车上是这么告诉她的，"历届学院主科的第一名都会代表学院发言。不会因为你改变——虽然已经改变了一个更大的传统就是了。"</w:t>
-      </w:r>
-    </w:p>
-    <w:p/>
-    <w:p>
-      <w:pPr>
-        <w:ind w:firstLine="397"/>
-      </w:pPr>
-      <w:r>
-        <w:t>莉莉安当时只觉脊背发凉。她本想做一个四年隐身于角落的空气。而如今，开学第一天，她就要站到聚光灯下——以一个白发平民的身份。</w:t>
-      </w:r>
-    </w:p>
-    <w:p/>
-    <w:p>
-      <w:pPr>
-        <w:ind w:firstLine="397"/>
-      </w:pPr>
-      <w:r>
-        <w:t>台上的院长们依次致辞。当一头黑色齐肩短发的年轻女性站起身走到讲台前时，莉莉安的肩膀微微一紧。</w:t>
-      </w:r>
-    </w:p>
-    <w:p/>
-    <w:p>
-      <w:pPr>
-        <w:ind w:firstLine="397"/>
-      </w:pPr>
-      <w:r>
-        <w:t>"接下来是我们魔法学院的新生代表，莉莉安。一位平民——也许各位对此有所困惑，但这项决议是校长批准的，请尊重学院方面的决议。"</w:t>
-      </w:r>
-    </w:p>
-    <w:p/>
-    <w:p>
-      <w:pPr>
-        <w:ind w:firstLine="397"/>
-      </w:pPr>
-      <w:r>
-        <w:t>菲莱尔落在她肩头——肉眼不可见的——用只有莉莉安能听到的声音说："因为实力哦。那个人相当厉害呢，从人类的角度。"</w:t>
-      </w:r>
-    </w:p>
-    <w:p/>
-    <w:p>
-      <w:pPr>
-        <w:ind w:firstLine="397"/>
-      </w:pPr>
-      <w:r>
-        <w:t>"很少听精灵赞赏人类。"</w:t>
-      </w:r>
-    </w:p>
-    <w:p/>
-    <w:p>
-      <w:pPr>
-        <w:ind w:firstLine="397"/>
-      </w:pPr>
-      <w:r>
-        <w:t>"不不不，只有我会夸她。其他精灵眼中大概就是稍微有点能耐的普通人啦。"菲莱尔在莉莉安脸颊上轻轻一吻，随后在空中化作光点消失，"该你上了。"</w:t>
-      </w:r>
-    </w:p>
-    <w:p/>
-    <w:p>
-      <w:pPr>
-        <w:ind w:firstLine="397"/>
-      </w:pPr>
-      <w:r>
-        <w:t>莉莉安深吸一口气，站起身，向讲台走去。</w:t>
-      </w:r>
-    </w:p>
-    <w:p/>
-    <w:p>
-      <w:pPr>
-        <w:ind w:firstLine="397"/>
-      </w:pPr>
-      <w:r>
-        <w:t>她注意着自己每一步的姿态。用余光注视台下——大约两百人。每一双眼睛都在看她。</w:t>
+        <w:t>"这是地图。您的宿舍在这里，位于湖旁的房子，是您一个人的。这是房子的钥匙，另一把银色的是地下室的钥匙，也是独属于您使用的。"</w:t>
+      </w:r>
+    </w:p>
+    <w:p/>
+    <w:p>
+      <w:pPr>
+        <w:ind w:firstLine="397"/>
+      </w:pPr>
+      <w:r>
+        <w:t>"只有我一个人住吗，这么大的房子？"</w:t>
+      </w:r>
+    </w:p>
+    <w:p/>
+    <w:p>
+      <w:pPr>
+        <w:ind w:firstLine="397"/>
+      </w:pPr>
+      <w:r>
+        <w:t>"如果您有家中的佣人或者想要雇佣人也是可以的，学院内有专门的佣人部门，您可以稍后去挑选。"</w:t>
+      </w:r>
+    </w:p>
+    <w:p/>
+    <w:p>
+      <w:pPr>
+        <w:ind w:firstLine="397"/>
+      </w:pPr>
+      <w:r>
+        <w:t>"唔……不，我是想说……没有其他同学吗？"</w:t>
+      </w:r>
+    </w:p>
+    <w:p/>
+    <w:p>
+      <w:pPr>
+        <w:ind w:firstLine="397"/>
+      </w:pPr>
+      <w:r>
+        <w:t>"是的，除非提交合宿请求，其余的都是单独的房间。您有想要和哪位合宿吗，我们现在就可以安排。"</w:t>
+      </w:r>
+    </w:p>
+    <w:p/>
+    <w:p>
+      <w:pPr>
+        <w:ind w:firstLine="397"/>
+      </w:pPr>
+      <w:r>
+        <w:t>"……我明白了，谢谢。我没有合宿的打算，只是想问问。"</w:t>
+      </w:r>
+    </w:p>
+    <w:p/>
+    <w:p>
+      <w:pPr>
+        <w:ind w:firstLine="397"/>
+      </w:pPr>
+      <w:r>
+        <w:t>"好的，那祝您在四年的生活中充实而美满。"</w:t>
+      </w:r>
+    </w:p>
+    <w:p/>
+    <w:p>
+      <w:pPr>
+        <w:ind w:firstLine="397"/>
+      </w:pPr>
+      <w:r>
+        <w:t>莉莉安握着钥匙走出大厅，穿过花园大厅前的喷泉，拿出刚刚的地图。虽然被分配的宿舍距离教学区很远，但莉莉安也没有过多抱怨。在地图上看，因为距离遥远所以周围不仅空旷，剩余的房子也多被分配给了四年级的学生——他们中很大一部分都会前往别的地方实习，让本就稀疏的湖畔更为寂静。</w:t>
+      </w:r>
+    </w:p>
+    <w:p/>
+    <w:p>
+      <w:pPr>
+        <w:ind w:firstLine="397"/>
+      </w:pPr>
+      <w:r>
+        <w:t>"大概也是学院不想让我待在人多的地方吧……"莉莉安自言自语着，向着地图所指的方向前进。</w:t>
+      </w:r>
+    </w:p>
+    <w:p/>
+    <w:p>
+      <w:pPr>
+        <w:ind w:firstLine="397"/>
+      </w:pPr>
+      <w:r>
+        <w:t>湖水倒映着正午的阳光。微波揉碎了金色的斑点。</w:t>
+      </w:r>
+    </w:p>
+    <w:p/>
+    <w:p>
+      <w:pPr>
+        <w:ind w:firstLine="397"/>
+      </w:pPr>
+      <w:r>
+        <w:t>莉莉安收起地图，微闭眼眸，双手十指相扣置于胸口。</w:t>
+      </w:r>
+    </w:p>
+    <w:p/>
+    <w:p>
+      <w:pPr>
+        <w:ind w:firstLine="397"/>
+      </w:pPr>
+      <w:r>
+        <w:t>"麻烦各位了……嗯嗯，谢谢，往后请多多关照。"</w:t>
+      </w:r>
+    </w:p>
+    <w:p/>
+    <w:p>
+      <w:pPr>
+        <w:ind w:firstLine="397"/>
+      </w:pPr>
+      <w:r>
+        <w:t>少女口中喃喃自语。湖水中升起银色的光点，在少女周围转了几圈后便四散开来。不久，光点又重新汇聚于少女周围，而后重新融入湖水之中。</w:t>
+      </w:r>
+    </w:p>
+    <w:p/>
+    <w:p>
+      <w:pPr>
+        <w:ind w:firstLine="397"/>
+      </w:pPr>
+      <w:r>
+        <w:t>少女缓缓睁开双眼，脑海中的声音也归于平静。莉莉安将兜帽脱下——纯白的长发反射着阳光——来到湖水旁，脱下闷热的皮鞋和袜子，将因走了许多路而酸痛的双脚没入湖水。清凉的感觉席卷全身，带走了一路的疲惫。刚刚与湖水中的精灵们打了招呼，也拜托了它们检查周围没有其他人。虽然她已经能看到湖对岸成为她宿舍的木屋，但一路来注意着来往的学生消耗了她太多的精力，紧绷的神经在刚刚瞬间松懈了下来，疲惫感瞬间袭来的感觉还是催促着莉莉安立刻休息。</w:t>
+      </w:r>
+    </w:p>
+    <w:p/>
+    <w:p>
+      <w:pPr>
+        <w:ind w:firstLine="397"/>
+      </w:pPr>
+      <w:r>
+        <w:t>"嗯？我吗？确实是刚刚来到。"</w:t>
+      </w:r>
+    </w:p>
+    <w:p/>
+    <w:p>
+      <w:pPr>
+        <w:ind w:firstLine="397"/>
+      </w:pPr>
+      <w:r>
+        <w:t>"嗯，住在那个木屋。今后四年的时间，多多指教。"</w:t>
+      </w:r>
+    </w:p>
+    <w:p/>
+    <w:p>
+      <w:pPr>
+        <w:ind w:firstLine="397"/>
+      </w:pPr>
+      <w:r>
+        <w:t>"那拜托各位了——不过一部分精灵应该已经认识我了。虽然它们应该是无意的，但还是让我拿下了实战魔法的第一名。我的边缘人计划从一开始就泡汤了，唔……"</w:t>
+      </w:r>
+    </w:p>
+    <w:p/>
+    <w:p>
+      <w:pPr>
+        <w:ind w:firstLine="397"/>
+      </w:pPr>
+      <w:r>
+        <w:t>少女露出略带悲伤的表情，随后是更为开朗的微笑。与精灵们的对话要比与人更加开心——它们单纯且直率，会很简单地高兴，也会很清楚地生气。光点再次聚集在莉莉安身旁，然后停在了少女的肩膀和腰肢上。精灵们为了弥补此前犯下的错误，在帮莉莉安按摩。</w:t>
+      </w:r>
+    </w:p>
+    <w:p/>
+    <w:p>
+      <w:pPr>
+        <w:ind w:firstLine="397"/>
+      </w:pPr>
+      <w:r>
+        <w:t>"啊……啊，好用力！腰不行了，不行了！"</w:t>
+      </w:r>
+    </w:p>
+    <w:p/>
+    <w:p>
+      <w:pPr>
+        <w:ind w:firstLine="397"/>
+      </w:pPr>
+      <w:r>
+        <w:t>一声声舒服的惨叫回荡在湖边，少女的脚也因按摩而拍打着湖水，泛起层层涟漪。</w:t>
+      </w:r>
+    </w:p>
+    <w:p/>
+    <w:p>
+      <w:r>
+        <w:t>（五）</w:t>
+      </w:r>
+    </w:p>
+    <w:p/>
+    <w:p>
+      <w:pPr>
+        <w:ind w:firstLine="397"/>
+      </w:pPr>
+      <w:r>
+        <w:t>"院长大人，这是您要的试卷。"</w:t>
+      </w:r>
+    </w:p>
+    <w:p/>
+    <w:p>
+      <w:pPr>
+        <w:ind w:firstLine="397"/>
+      </w:pPr>
+      <w:r>
+        <w:t>身着白色教袍的女人站在艾尔文面前，将几张已经批阅完成的试卷放在了他的办公桌上。</w:t>
+      </w:r>
+    </w:p>
+    <w:p/>
+    <w:p>
+      <w:pPr>
+        <w:ind w:firstLine="397"/>
+      </w:pPr>
+      <w:r>
+        <w:t>"辛苦了，萨兰老师。那个叫莉莉安的试卷，批阅时有什么发现吗？"</w:t>
+      </w:r>
+    </w:p>
+    <w:p/>
+    <w:p>
+      <w:pPr>
+        <w:ind w:firstLine="397"/>
+      </w:pPr>
+      <w:r>
+        <w:t>"乱写一通。看似写得满满当当，实际上也就最基础的部分对了。都让我怀疑她是不是买到假书了——她是平民吧，大概被哪个无良商人骗了吧。"</w:t>
+      </w:r>
+    </w:p>
+    <w:p/>
+    <w:p>
+      <w:pPr>
+        <w:ind w:firstLine="397"/>
+      </w:pPr>
+      <w:r>
+        <w:t>萨兰略带打趣地回答。她也听说了这个白发的平民拿下了实战魔法的第一名。考虑到她能参加考试，大概是哪个大贵族的私生子吧——也不是什么罕见的事情。不仅有些大商人会刻意让女儿去服侍贵族，借来一点贵族血液让后代魔力更强些，也有在教规压抑下拿些平民开荤的贵族存在。只是能如此只手遮天、强行打破百年规定的人物还是头一次听说。不知道这位大人是哪根弦搭错了——这要是让教廷知道了，不知会是什么后果。</w:t>
+      </w:r>
+    </w:p>
+    <w:p/>
+    <w:p>
+      <w:pPr>
+        <w:ind w:firstLine="397"/>
+      </w:pPr>
+      <w:r>
+        <w:t>"乱写一通吗……"</w:t>
+      </w:r>
+    </w:p>
+    <w:p/>
+    <w:p>
+      <w:pPr>
+        <w:ind w:firstLine="397"/>
+      </w:pPr>
+      <w:r>
+        <w:t>艾尔文拿起放在桌上的试卷。被压在最下面的，写满了密密麻麻娟秀小字的试卷，就是名为莉莉安的平民交来的答卷。很难想象那个想进精灵学院来低调生活的女孩会故意答低分。果然还是受骗买到假书了吗。</w:t>
+      </w:r>
+    </w:p>
+    <w:p/>
+    <w:p>
+      <w:pPr>
+        <w:ind w:firstLine="397"/>
+      </w:pPr>
+      <w:r>
+        <w:t>"……"</w:t>
+      </w:r>
+    </w:p>
+    <w:p/>
+    <w:p>
+      <w:pPr>
+        <w:ind w:firstLine="397"/>
+      </w:pPr>
+      <w:r>
+        <w:t>"院长，今年的学院新生人数是十一人，比去年又少了四位。再这样下去离闭院就差一步了。不过只有十一人还能让上面闭嘴，院长也是有些本事呀。"</w:t>
+      </w:r>
+    </w:p>
+    <w:p/>
+    <w:p>
+      <w:pPr>
+        <w:ind w:firstLine="397"/>
+      </w:pPr>
+      <w:r>
+        <w:t>"……"</w:t>
+      </w:r>
+    </w:p>
+    <w:p/>
+    <w:p>
+      <w:pPr>
+        <w:ind w:firstLine="397"/>
+      </w:pPr>
+      <w:r>
+        <w:t>"院长？"</w:t>
+      </w:r>
+    </w:p>
+    <w:p/>
+    <w:p>
+      <w:pPr>
+        <w:ind w:firstLine="397"/>
+      </w:pPr>
+      <w:r>
+        <w:t>萨兰转头看向坐在办公桌后的那个男人。他总是懒散地坐在那里，对任何事情都提不起兴趣，基本到了下午就是一副醉醺醺的样子——所以大部分学院的事都是她在打理。今天的他不仅主动要求审阅试卷，还……</w:t>
+      </w:r>
+    </w:p>
+    <w:p/>
+    <w:p>
+      <w:pPr>
+        <w:ind w:firstLine="397"/>
+      </w:pPr>
+      <w:r>
+        <w:t>萨兰将刚刚想说的话咽回了肚子，搬来一张椅子坐在了男人对面。她看到了男人从来没有过的认真——他无意识地伸出手指，一个字一个字地阅读着手里的试卷，比起他阅颂经文时认真了不知道多少。</w:t>
+      </w:r>
+    </w:p>
+    <w:p/>
+    <w:p>
+      <w:pPr>
+        <w:ind w:firstLine="397"/>
+      </w:pPr>
+      <w:r>
+        <w:t>沉默的时光总是显得更久。萨兰用右手支住了头，微闭双眼，缓解一天工作的劳累。</w:t>
+      </w:r>
+    </w:p>
+    <w:p/>
+    <w:p>
+      <w:pPr>
+        <w:ind w:firstLine="397"/>
+      </w:pPr>
+      <w:r>
+        <w:t>"啊……"艾尔文长叹一声，倚靠在了靠背上。手中的试卷被细心地折好，放在了胸口的口袋中。</w:t>
+      </w:r>
+    </w:p>
+    <w:p/>
+    <w:p>
+      <w:pPr>
+        <w:ind w:firstLine="397"/>
+      </w:pPr>
+      <w:r>
+        <w:t>"院长，所有试卷都需要存放在指定的地方，不可以随意带走。"</w:t>
+      </w:r>
+    </w:p>
+    <w:p/>
+    <w:p>
+      <w:pPr>
+        <w:ind w:firstLine="397"/>
+      </w:pPr>
+      <w:r>
+        <w:t>"离存档有多久。"</w:t>
+      </w:r>
+    </w:p>
+    <w:p/>
+    <w:p>
+      <w:pPr>
+        <w:ind w:firstLine="397"/>
+      </w:pPr>
+      <w:r>
+        <w:t>"算上今天还有四天时间。第四天早上请完整地还回来。"</w:t>
+      </w:r>
+    </w:p>
+    <w:p/>
+    <w:p>
+      <w:pPr>
+        <w:ind w:firstLine="397"/>
+      </w:pPr>
+      <w:r>
+        <w:t>萨兰并没有再多问，起身将椅子归还原处。</w:t>
+      </w:r>
+    </w:p>
+    <w:p/>
+    <w:p>
+      <w:pPr>
+        <w:ind w:firstLine="397"/>
+      </w:pPr>
+      <w:r>
+        <w:t>"所以说有什么问题吗？"</w:t>
+      </w:r>
+    </w:p>
+    <w:p/>
+    <w:p>
+      <w:pPr>
+        <w:ind w:firstLine="397"/>
+      </w:pPr>
+      <w:r>
+        <w:t>"怎么说呢……就当是我的个人兴趣吧。这张试卷借我几天。"</w:t>
+      </w:r>
+    </w:p>
+    <w:p/>
+    <w:p>
+      <w:pPr>
+        <w:ind w:firstLine="397"/>
+      </w:pPr>
+      <w:r>
+        <w:t>"让我白等了这些时间，我还以为能让您认真起来是发现什么大事了。"</w:t>
+      </w:r>
+    </w:p>
+    <w:p/>
+    <w:p>
+      <w:pPr>
+        <w:ind w:firstLine="397"/>
+      </w:pPr>
+      <w:r>
+        <w:t>"抱歉了。之后请你喝布莱克伍德的葡萄酒，最近刚到的二十年陈酿。"</w:t>
+      </w:r>
+    </w:p>
+    <w:p/>
+    <w:p>
+      <w:pPr>
+        <w:ind w:firstLine="397"/>
+      </w:pPr>
+      <w:r>
+        <w:t>男人又变回了最初那副随性的样子，倚在靠背上闭着眼。</w:t>
+      </w:r>
+    </w:p>
+    <w:p/>
+    <w:p>
+      <w:pPr>
+        <w:ind w:firstLine="397"/>
+      </w:pPr>
+      <w:r>
+        <w:t>"好意心领了，但还是换成海韦尔的鳕鱼吧。您买了不少吧，我看到前些日子货运马车上的冰冻箱了。"</w:t>
+      </w:r>
+    </w:p>
+    <w:p/>
+    <w:p>
+      <w:pPr>
+        <w:ind w:firstLine="397"/>
+      </w:pPr>
+      <w:r>
+        <w:t>"狮子大开口啊。那就只能给一条了。"</w:t>
+      </w:r>
+    </w:p>
+    <w:p/>
+    <w:p>
+      <w:pPr>
+        <w:ind w:firstLine="397"/>
+      </w:pPr>
+      <w:r>
+        <w:t>"小气。"</w:t>
+      </w:r>
+    </w:p>
+    <w:p/>
+    <w:p>
+      <w:pPr>
+        <w:ind w:firstLine="397"/>
+      </w:pPr>
+      <w:r>
+        <w:t>在行礼后，萨兰关上了门。院长办公室中，艾尔文收起了刚刚奉承的微笑，又一次拿出了口袋中的试卷小心打开。</w:t>
+      </w:r>
+    </w:p>
+    <w:p/>
+    <w:p>
+      <w:pPr>
+        <w:ind w:firstLine="397"/>
+      </w:pPr>
+      <w:r>
+        <w:t>"不简单啊，莉莉安。我已经开始后悔放你去别的学院了。"</w:t>
+      </w:r>
+    </w:p>
+    <w:p/>
+    <w:p>
+      <w:pPr>
+        <w:ind w:firstLine="397"/>
+      </w:pPr>
+      <w:r>
+        <w:t>艾尔文自言自语地说着没头没尾的话语，随后拿起羽毛笔，摊开一张白纸，将试卷上的内容抄录。</w:t>
+      </w:r>
+    </w:p>
+    <w:p/>
+    <w:p>
+      <w:r>
+        <w:t>（六）</w:t>
+      </w:r>
+    </w:p>
+    <w:p/>
+    <w:p>
+      <w:pPr>
+        <w:ind w:firstLine="397"/>
+      </w:pPr>
+      <w:r>
+        <w:t>注入魔力，整个房间的灯缓缓亮起。高档的荧光石发出柔和且均匀的光，与自己曾经用的廉价品天壤之别。</w:t>
+      </w:r>
+    </w:p>
+    <w:p/>
+    <w:p>
+      <w:pPr>
+        <w:ind w:firstLine="397"/>
+      </w:pPr>
+      <w:r>
+        <w:t>经过整个下午的清扫后，莉莉安满足地坐在沙发上，享受从窗户吹进来的风。夏日的晚风格外舒适，夹杂着泥土与青草的味道。</w:t>
+      </w:r>
+    </w:p>
+    <w:p/>
+    <w:p>
+      <w:pPr>
+        <w:ind w:firstLine="397"/>
+      </w:pPr>
+      <w:r>
+        <w:t>"魔法学院吗……听说大部分毕业生都进入了教廷直属的军队了。我也会……参军吗。"</w:t>
+      </w:r>
+    </w:p>
+    <w:p/>
+    <w:p>
+      <w:pPr>
+        <w:ind w:firstLine="397"/>
+      </w:pPr>
+      <w:r>
+        <w:t>莉莉安看着天花板，思考着未来的人生。虽说开学第一天就会变得显眼让她很头疼，但经过这样的风波后，就能过上平淡的日子了吧。</w:t>
+      </w:r>
+    </w:p>
+    <w:p/>
+    <w:p>
+      <w:pPr>
+        <w:ind w:firstLine="397"/>
+      </w:pPr>
+      <w:r>
+        <w:t>"莉莉安有必要低调吗？用一发巨～大的魔力弹征服他们就好了。谁要是不听话就给他一发！"</w:t>
+      </w:r>
+    </w:p>
+    <w:p/>
+    <w:p>
+      <w:pPr>
+        <w:ind w:firstLine="397"/>
+      </w:pPr>
+      <w:r>
+        <w:t>精灵从窗户飞进，绕着莉莉安起舞，随后落在她的头顶，深深吸气。</w:t>
+      </w:r>
+    </w:p>
+    <w:p/>
+    <w:p>
+      <w:pPr>
+        <w:ind w:firstLine="397"/>
+      </w:pPr>
+      <w:r>
+        <w:t>"啊……家的味道。仿佛又让我回到了初生的时候。"</w:t>
+      </w:r>
+    </w:p>
+    <w:p/>
+    <w:p>
+      <w:pPr>
+        <w:ind w:firstLine="397"/>
+      </w:pPr>
+      <w:r>
+        <w:t>"啊……你好。有何贵干吗。"莉莉安用手指摸索着头顶精灵的位置，精灵拉起她的手指贴在自己脸上蹭着。</w:t>
+      </w:r>
+    </w:p>
+    <w:p/>
+    <w:p>
+      <w:pPr>
+        <w:ind w:firstLine="397"/>
+      </w:pPr>
+      <w:r>
+        <w:t>"来看看我们的爱子需要理由吗？虽然确实是有理由的啦。之前在魔法考试时候小小地帮助了你一下，好像产生了些不顺心的后续。姑且来讲我是来道歉的——虽然是被逼的～"</w:t>
+      </w:r>
+    </w:p>
+    <w:p/>
+    <w:p>
+      <w:pPr>
+        <w:ind w:firstLine="397"/>
+      </w:pPr>
+      <w:r>
+        <w:t>"呃……没关系的。也是我太紧张忘记和各位打招呼了。虽然有些太晚了，但还是要好好打招呼才行呢。你好，我叫莉莉安，今后要在学院生活四年，请多指教。"</w:t>
+      </w:r>
+    </w:p>
+    <w:p/>
+    <w:p>
+      <w:pPr>
+        <w:ind w:firstLine="397"/>
+      </w:pPr>
+      <w:r>
+        <w:t>"哦！你好，我叫菲莱尔。请多指教哦。"</w:t>
+      </w:r>
+    </w:p>
+    <w:p/>
+    <w:p>
+      <w:pPr>
+        <w:ind w:firstLine="397"/>
+      </w:pPr>
+      <w:r>
+        <w:t>精灵飞到莉莉安眼前，在莉莉安吃惊的目光中提起半透明的裙子行礼。</w:t>
+      </w:r>
+    </w:p>
+    <w:p/>
+    <w:p>
+      <w:pPr>
+        <w:ind w:firstLine="397"/>
+      </w:pPr>
+      <w:r>
+        <w:t>"诶，你有名字？"</w:t>
+      </w:r>
+    </w:p>
+    <w:p/>
+    <w:p>
+      <w:pPr>
+        <w:ind w:firstLine="397"/>
+      </w:pPr>
+      <w:r>
+        <w:t>"嗯！我给自己起的。虽然精灵不需要名字，但我还是觉得有个名字更好玩——和其他精灵不一样！"</w:t>
+      </w:r>
+    </w:p>
+    <w:p/>
+    <w:p>
+      <w:pPr>
+        <w:ind w:firstLine="397"/>
+      </w:pPr>
+      <w:r>
+        <w:t>"嗯。菲莱尔。很好听的名字。"</w:t>
+      </w:r>
+    </w:p>
+    <w:p/>
+    <w:p>
+      <w:pPr>
+        <w:ind w:firstLine="397"/>
+      </w:pPr>
+      <w:r>
+        <w:t>"以后如果需要帮助就叫我哦。说句实话，这里……并不是什么好地方呢。"</w:t>
+      </w:r>
+    </w:p>
+    <w:p/>
+    <w:p>
+      <w:pPr>
+        <w:ind w:firstLine="397"/>
+      </w:pPr>
+      <w:r>
+        <w:t>"嗯……谢谢。那，改天见。"</w:t>
+      </w:r>
+    </w:p>
+    <w:p/>
+    <w:p>
+      <w:pPr>
+        <w:ind w:firstLine="397"/>
+      </w:pPr>
+      <w:r>
+        <w:t>莉莉安挥手送别。菲莱尔同样挥手，随后变成光点飞远。</w:t>
+      </w:r>
+    </w:p>
+    <w:p/>
+    <w:p>
+      <w:r>
+        <w:t>（七）</w:t>
+      </w:r>
+    </w:p>
+    <w:p/>
+    <w:p>
+      <w:pPr>
+        <w:ind w:firstLine="397"/>
+      </w:pPr>
+      <w:r>
+        <w:t>"稿子背熟了。着装——嗯，没问题。愿神明保佑。"</w:t>
+      </w:r>
+    </w:p>
+    <w:p/>
+    <w:p>
+      <w:pPr>
+        <w:ind w:firstLine="397"/>
+      </w:pPr>
+      <w:r>
+        <w:t>莉莉安双手合十于胸口，在上台之前做了最后的祈祷。</w:t>
+      </w:r>
+    </w:p>
+    <w:p/>
+    <w:p>
+      <w:pPr>
+        <w:ind w:firstLine="397"/>
+      </w:pPr>
+      <w:r>
+        <w:t>"接下来是我们魔法学院的新生代表——莉莉安，一位平民。也许各位可能对此有所困惑，但这项决议是校长批准的。请尊重学院方面的决议。"</w:t>
+      </w:r>
+    </w:p>
+    <w:p/>
+    <w:p>
+      <w:pPr>
+        <w:ind w:firstLine="397"/>
+      </w:pPr>
+      <w:r>
+        <w:t>站在一旁的莉莉安看着站在台上的魔法学院院长——一头黑色齐肩短发的年轻女性。能够如此年轻成为院长的人，到底是因为血统，还是因为实力呢。</w:t>
+      </w:r>
+    </w:p>
+    <w:p/>
+    <w:p>
+      <w:pPr>
+        <w:ind w:firstLine="397"/>
+      </w:pPr>
+      <w:r>
+        <w:t>"因为实力哦。那个人相当厉害呢，从人类的角度。"</w:t>
+      </w:r>
+    </w:p>
+    <w:p/>
+    <w:p>
+      <w:pPr>
+        <w:ind w:firstLine="397"/>
+      </w:pPr>
+      <w:r>
+        <w:t>肩膀上一点点压力，侧脸看去，是菲莱尔。</w:t>
+      </w:r>
+    </w:p>
+    <w:p/>
+    <w:p>
+      <w:pPr>
+        <w:ind w:firstLine="397"/>
+      </w:pPr>
+      <w:r>
+        <w:t>"很少听精灵赞赏人类。院长真的很厉害呢，看来。"</w:t>
+      </w:r>
+    </w:p>
+    <w:p/>
+    <w:p>
+      <w:pPr>
+        <w:ind w:firstLine="397"/>
+      </w:pPr>
+      <w:r>
+        <w:t>"不不不，只有我会夸她。其他精灵眼中应该就是稍微有点能耐的普通人的程度啦。"</w:t>
+      </w:r>
+    </w:p>
+    <w:p/>
+    <w:p>
+      <w:pPr>
+        <w:ind w:firstLine="397"/>
+      </w:pPr>
+      <w:r>
+        <w:t>菲莱尔在莉莉安脸颊上轻轻一吻，随后在空中消失，只留下点点光亮漂浮。</w:t>
+      </w:r>
+    </w:p>
+    <w:p/>
+    <w:p>
+      <w:pPr>
+        <w:ind w:firstLine="397"/>
+      </w:pPr>
+      <w:r>
+        <w:t>"该你上台了，莉莉安。不用紧张，你的实力货真价实，不需要为了所谓的身份有所顾虑。"</w:t>
+      </w:r>
+    </w:p>
+    <w:p/>
+    <w:p>
+      <w:pPr>
+        <w:ind w:firstLine="397"/>
+      </w:pPr>
+      <w:r>
+        <w:t>院长来到莉莉安身边，轻轻拍了拍她的肩膀就走远了。</w:t>
+      </w:r>
+    </w:p>
+    <w:p/>
+    <w:p>
+      <w:pPr>
+        <w:ind w:firstLine="397"/>
+      </w:pPr>
+      <w:r>
+        <w:t>走向讲台。莉莉安注意着每一步的姿态，用眼神的余光注视着台下——大约二百人。很难想象一所只能贵族子嗣入学的学院每年都能保持数百人的入学率。该说是贵族的数量多，还是贵族们生的多呢。</w:t>
       </w:r>
     </w:p>
     <w:p/>
@@ -919,7 +1675,7 @@
         <w:ind w:firstLine="397"/>
       </w:pPr>
       <w:r>
-        <w:t>鞠躬。意料之中地——没有掌声。</w:t>
+        <w:t>深深鞠躬。意料之中地——没有掌声。</w:t>
       </w:r>
     </w:p>
     <w:p/>
@@ -937,448 +1693,229 @@
         <w:ind w:firstLine="397"/>
       </w:pPr>
       <w:r>
-        <w:t>在台下的座位中间，一批人缓缓起身。</w:t>
-      </w:r>
-    </w:p>
-    <w:p/>
-    <w:p>
-      <w:pPr>
-        <w:ind w:firstLine="397"/>
-      </w:pPr>
-      <w:r>
-        <w:t>茉莉·凯恩走在最前面。紫色的长发整齐地束在脑后，胸口的凯恩家族纹章在灯光下泛着冷光。她没有看向台上的莉莉安。她的动作优雅而冷静，仿佛不是在离席，而是在完成一场早就排练好的仪式。</w:t>
-      </w:r>
-    </w:p>
-    <w:p/>
-    <w:p>
-      <w:pPr>
-        <w:ind w:firstLine="397"/>
-      </w:pPr>
-      <w:r>
-        <w:t>跟在茉莉身后——四十一名新生，一个接一个地起身。没有人说话。没有人回头。只有整齐的脚步声，在安静的礼堂中回荡。</w:t>
-      </w:r>
-    </w:p>
-    <w:p/>
-    <w:p>
-      <w:pPr>
-        <w:ind w:firstLine="397"/>
-      </w:pPr>
-      <w:r>
-        <w:t>出口的门被推开。阳光涌入。</w:t>
-      </w:r>
-    </w:p>
-    <w:p/>
-    <w:p>
-      <w:pPr>
-        <w:ind w:firstLine="397"/>
-      </w:pPr>
-      <w:r>
-        <w:t>四十二人的身影消失在门外的光芒中。</w:t>
-      </w:r>
-    </w:p>
-    <w:p/>
-    <w:p>
-      <w:pPr>
-        <w:ind w:firstLine="397"/>
-      </w:pPr>
-      <w:r>
-        <w:t>莉莉安看着那扇门重新关上。然后她收回目光，继续背稿。</w:t>
-      </w:r>
-    </w:p>
-    <w:p/>
-    <w:p>
-      <w:pPr>
-        <w:ind w:firstLine="397"/>
-      </w:pPr>
-      <w:r>
-        <w:t>她背得很顺利。一字不差。在背完最后一个字后，她再次鞠躬。然后转身，走下讲台。仍然没有任何掌声。</w:t>
-      </w:r>
-    </w:p>
-    <w:p/>
-    <w:p>
-      <w:pPr>
-        <w:ind w:firstLine="397"/>
-      </w:pPr>
-      <w:r>
-        <w:t>她没有回到安排给她的座位——那个紧邻着魔法学院同学们的座位。她在后台的走廊里找了一个靠墙的角落，靠上去。紧绷的肌肉微微放松。</w:t>
-      </w:r>
-    </w:p>
-    <w:p/>
-    <w:p>
-      <w:pPr>
-        <w:ind w:firstLine="397"/>
-      </w:pPr>
-      <w:r>
-        <w:t>"人类，真是很复杂呢。"菲莱尔又一次出现在肩膀，学着莉莉安的姿势，把她的脖子当墙倚靠。</w:t>
-      </w:r>
-    </w:p>
-    <w:p/>
-    <w:p>
-      <w:pPr>
-        <w:ind w:firstLine="397"/>
-      </w:pPr>
-      <w:r>
-        <w:t>"没关系。大概早就想到了。"莉莉安轻声说，"一群贵族，被一个平民代表发言——换我是他们，应该也不会高兴。"</w:t>
-      </w:r>
-    </w:p>
-    <w:p/>
-    <w:p>
-      <w:pPr>
-        <w:ind w:firstLine="397"/>
-      </w:pPr>
-      <w:r>
-        <w:t>"很难想象人类社会的逻辑。在精灵那里，拥有绝对实力的个体会被尊敬。不管是在精灵中，还是在——"菲莱尔顿了顿，"——算了。反正人类大概和所有其他群居生物都不一样。愚笨的行为符合精灵对于人类的定义。"</w:t>
-      </w:r>
-    </w:p>
-    <w:p/>
-    <w:p>
-      <w:pPr>
-        <w:ind w:firstLine="397"/>
-      </w:pPr>
-      <w:r>
-        <w:t>"即使是围坐在艾瑞安·赛拉斯身旁的人，也有离先知远近的距离。"莉莉安说，"人类就是这样吧。"</w:t>
-      </w:r>
-    </w:p>
-    <w:p/>
-    <w:p>
-      <w:pPr>
-        <w:ind w:firstLine="397"/>
-      </w:pPr>
-      <w:r>
-        <w:t>菲莱尔没有回答。它在莉莉安的肩膀上躺了下来，露出一个很假的微笑。</w:t>
-      </w:r>
-    </w:p>
-    <w:p/>
-    <w:p>
-      <w:r>
-        <w:t>（五）</w:t>
-      </w:r>
-    </w:p>
-    <w:p/>
-    <w:p>
-      <w:pPr>
-        <w:ind w:firstLine="397"/>
-      </w:pPr>
-      <w:r>
-        <w:t>新生典礼散场后，莉莉安从后台另一侧的门溜出了大礼堂。她没有走主门——那里正涌出大量谈笑风生的学生，她还没有准备好撞入那群人之中。</w:t>
-      </w:r>
-    </w:p>
-    <w:p/>
-    <w:p>
-      <w:pPr>
-        <w:ind w:firstLine="397"/>
-      </w:pPr>
-      <w:r>
-        <w:t>走廊很长，两侧的墙壁上挂着历任院长的画像。午后阳光透过高窗在磨石地面上投出菱形的光斑。莉莉安快步走着，想尽快走到室外——走到人少的地方。</w:t>
-      </w:r>
-    </w:p>
-    <w:p/>
-    <w:p>
-      <w:pPr>
-        <w:ind w:firstLine="397"/>
-      </w:pPr>
-      <w:r>
-        <w:t>"莉莉安同学。"</w:t>
-      </w:r>
-    </w:p>
-    <w:p/>
-    <w:p>
-      <w:pPr>
-        <w:ind w:firstLine="397"/>
-      </w:pPr>
-      <w:r>
-        <w:t>她停下脚步。那个声音有些慵懒，带着一点漫不经心的懒散。她回过头。</w:t>
-      </w:r>
-    </w:p>
-    <w:p/>
-    <w:p>
-      <w:pPr>
-        <w:ind w:firstLine="397"/>
-      </w:pPr>
-      <w:r>
-        <w:t>一个棕色头发的男人靠在走廊的拐角处。一身本应得体考究的衣服被他随意穿出了居家睡衣的感觉——领扣没有系好，袖口微微卷起，棕发被风吹得有些乱。唯一表明他身份的，是领口那枚玫瑰金色徽章：九大学院长之一。</w:t>
-      </w:r>
-    </w:p>
-    <w:p/>
-    <w:p>
-      <w:pPr>
-        <w:ind w:firstLine="397"/>
-      </w:pPr>
-      <w:r>
-        <w:t>"……艾尔文院长。您好。"</w:t>
-      </w:r>
-    </w:p>
-    <w:p/>
-    <w:p>
-      <w:pPr>
-        <w:ind w:firstLine="397"/>
-      </w:pPr>
-      <w:r>
-        <w:t>"你好。"艾尔文从拐角处直起身，向她走近了几步。近到莉莉安能闻到他身上淡淡的葡萄酒味——但那双淡棕色的眼瞳中并没有醉意。那是某种懒散背后潜伏着的——不易察觉的敏锐。</w:t>
-      </w:r>
-    </w:p>
-    <w:p/>
-    <w:p>
-      <w:pPr>
-        <w:ind w:firstLine="397"/>
-      </w:pPr>
-      <w:r>
-        <w:t>"我看了你的试卷。"</w:t>
-      </w:r>
-    </w:p>
-    <w:p/>
-    <w:p>
-      <w:pPr>
-        <w:ind w:firstLine="397"/>
-      </w:pPr>
-      <w:r>
-        <w:t>莉莉安微微一怔。</w:t>
-      </w:r>
-    </w:p>
-    <w:p/>
-    <w:p>
-      <w:pPr>
-        <w:ind w:firstLine="397"/>
-      </w:pPr>
-      <w:r>
-        <w:t>"精灵学院的试卷。你报的是我们学院——虽然最后被调剂到了魔法学院。"艾尔文把双手插在口袋里，看向天花板上的画像，像是在自言自语，"你的精灵语科目，成绩是所有科目里最差的。几乎——乱写一通。"</w:t>
-      </w:r>
-    </w:p>
-    <w:p/>
-    <w:p>
-      <w:pPr>
-        <w:ind w:firstLine="397"/>
-      </w:pPr>
-      <w:r>
-        <w:t>"……非常抱歉。可能我买错了参考书。"</w:t>
-      </w:r>
-    </w:p>
-    <w:p/>
-    <w:p>
-      <w:pPr>
-        <w:ind w:firstLine="397"/>
-      </w:pPr>
-      <w:r>
-        <w:t>"可能。"艾尔文把目光从天花板上移回来，"但我更倾向于另一个解释。"</w:t>
-      </w:r>
-    </w:p>
-    <w:p/>
-    <w:p>
-      <w:pPr>
-        <w:ind w:firstLine="397"/>
-      </w:pPr>
-      <w:r>
-        <w:t>莉莉安的心脏微微收紧。她没有说话。</w:t>
-      </w:r>
-    </w:p>
-    <w:p/>
-    <w:p>
-      <w:pPr>
-        <w:ind w:firstLine="397"/>
-      </w:pPr>
-      <w:r>
-        <w:t>"你知道吗——精灵语里，'朋友'这个词至少有两种说法。视乎关系深浅和是否同族。"艾尔文的声音依然是那种懒洋洋的调子，但语调中有什么东西越来越清晰，"而教典中记载的精灵语词汇表只记录了一种。我们精灵学院过去二十年里一直在争论是否存在第二种。"</w:t>
-      </w:r>
-    </w:p>
-    <w:p/>
-    <w:p>
-      <w:pPr>
-        <w:ind w:firstLine="397"/>
-      </w:pPr>
-      <w:r>
-        <w:t>走廊尽头传来学生的谈笑声。莉莉安感觉自己的手指在兜帽下微微握紧。</w:t>
-      </w:r>
-    </w:p>
-    <w:p/>
-    <w:p>
-      <w:pPr>
-        <w:ind w:firstLine="397"/>
-      </w:pPr>
-      <w:r>
-        <w:t>"你在试卷上写的是另一种。"</w:t>
-      </w:r>
-    </w:p>
-    <w:p/>
-    <w:p>
-      <w:pPr>
-        <w:ind w:firstLine="397"/>
-      </w:pPr>
-      <w:r>
-        <w:t>沉默。</w:t>
-      </w:r>
-    </w:p>
-    <w:p/>
-    <w:p>
-      <w:pPr>
-        <w:ind w:firstLine="397"/>
-      </w:pPr>
-      <w:r>
-        <w:t>艾尔文忽然笑了——那种让人分不清是善意还是试探的笑容。"不用紧张。我只是纯粹好奇。"他转过身，向走廊深处走去。走了几步，停住。</w:t>
-      </w:r>
-    </w:p>
-    <w:p/>
-    <w:p>
-      <w:pPr>
-        <w:ind w:firstLine="397"/>
-      </w:pPr>
-      <w:r>
-        <w:t>"我已经开始后悔放你去别的学院了。"</w:t>
-      </w:r>
-    </w:p>
-    <w:p/>
-    <w:p>
-      <w:pPr>
-        <w:ind w:firstLine="397"/>
-      </w:pPr>
-      <w:r>
-        <w:t>脚步声渐远。莉莉安站在原地，直到那个慵懒的背影消失在走廊拐角。她深吸一口气。</w:t>
-      </w:r>
-    </w:p>
-    <w:p/>
-    <w:p>
-      <w:pPr>
-        <w:ind w:firstLine="397"/>
-      </w:pPr>
-      <w:r>
-        <w:t>这个人在探究她。用那种不紧不慢的、看似毫无侵略性的方式。在刚刚短短的交谈中，她的心脏收紧了好几次——不是因为他问了什么尖锐的问题，而是因为他总是恰好问到那些她用"不太清楚"就能应付过去的边界，而他的追问恰好停在她不会说"不"、但已经意识到危险的临界点。</w:t>
-      </w:r>
-    </w:p>
-    <w:p/>
-    <w:p>
-      <w:pPr>
-        <w:ind w:firstLine="397"/>
-      </w:pPr>
-      <w:r>
-        <w:t>她以后得更加小心才行。</w:t>
-      </w:r>
-    </w:p>
-    <w:p/>
-    <w:p>
-      <w:r>
-        <w:t>（六）</w:t>
-      </w:r>
-    </w:p>
-    <w:p/>
-    <w:p>
-      <w:r>
-        <w:t>第一堂魔法课在新生典礼后的第一天上午。</w:t>
-      </w:r>
-    </w:p>
-    <w:p/>
-    <w:p>
-      <w:pPr>
-        <w:ind w:firstLine="397"/>
-      </w:pPr>
-      <w:r>
-        <w:t>魔法学院的教室是一个宽敞的半圆形阶梯教室，讲台在最底部——这个设计的初衷据说是模仿先知向弟子们授课的场景。学生们三三两两地坐在周围的阶梯座位上，按照入学前就已经形成的圈子和阶层自发聚集。</w:t>
-      </w:r>
-    </w:p>
-    <w:p/>
-    <w:p>
-      <w:pPr>
-        <w:ind w:firstLine="397"/>
-      </w:pPr>
-      <w:r>
-        <w:t>莉莉安坐在最后一排最靠边的角落。那是这间教室里最不容易被注意到的位置。她前面三排之内没有坐任何人。</w:t>
-      </w:r>
-    </w:p>
-    <w:p/>
-    <w:p>
-      <w:pPr>
-        <w:ind w:firstLine="397"/>
-      </w:pPr>
-      <w:r>
-        <w:t>她将那根老式法杖靠在身旁的墙边。在座的其他学生中，绝大多数人携带的是如指挥棒般短细的现代法杖——杖身纤细，镶嵌着各色宝石，有些甚至配有精致的皮套或雕刻木盒。而她的法杖，将近一人高的粗壮古木，在这些精致优雅的现代法杖旁边，如同一只误入贵妇沙龙的森林野鹿。</w:t>
-      </w:r>
-    </w:p>
-    <w:p/>
-    <w:p>
-      <w:pPr>
-        <w:ind w:firstLine="397"/>
-      </w:pPr>
-      <w:r>
-        <w:t>"下一堂实践课应该就能看到了，"她隐约听到前排几个女生的窃窃私语，"就是那个平民的法杖。听说比人还高——"</w:t>
-      </w:r>
-    </w:p>
-    <w:p/>
-    <w:p>
-      <w:pPr>
-        <w:ind w:firstLine="397"/>
-      </w:pPr>
-      <w:r>
-        <w:t>"什么东西。从博物馆偷的吗？"</w:t>
-      </w:r>
-    </w:p>
-    <w:p/>
-    <w:p>
-      <w:pPr>
-        <w:ind w:firstLine="397"/>
-      </w:pPr>
-      <w:r>
-        <w:t>"嘘——她就在后面。"</w:t>
-      </w:r>
-    </w:p>
-    <w:p/>
-    <w:p>
-      <w:pPr>
-        <w:ind w:firstLine="397"/>
-      </w:pPr>
-      <w:r>
-        <w:t>莉莉安将目光收回面前的课本上。她早已习惯了这样的注意力——不是友善的那种。但她此刻更关心的是另一件事：刚刚那几个女生压低了声音但她仍然能隐约听到的另一个原因是，教室前门被推开了。</w:t>
-      </w:r>
-    </w:p>
-    <w:p/>
-    <w:p>
-      <w:pPr>
-        <w:ind w:firstLine="397"/>
-      </w:pPr>
-      <w:r>
-        <w:t>一个穿着校服的蓝发少女抱着厚厚一摞教材走了进来。她在门口环顾了一圈——视线扫过那些已经坐满的"圈子席位"，然后扫过空荡荡的最后一排。她的目光停在莉莉安身上。</w:t>
-      </w:r>
-    </w:p>
-    <w:p/>
-    <w:p>
-      <w:pPr>
-        <w:ind w:firstLine="397"/>
-      </w:pPr>
-      <w:r>
-        <w:t>她径直走了上去。</w:t>
-      </w:r>
-    </w:p>
-    <w:p/>
-    <w:p>
-      <w:pPr>
-        <w:ind w:firstLine="397"/>
-      </w:pPr>
-      <w:r>
-        <w:t>"这里有人吗？——啊，显然没有。那我就坐这儿了。"</w:t>
-      </w:r>
-    </w:p>
-    <w:p/>
-    <w:p>
-      <w:pPr>
-        <w:ind w:firstLine="397"/>
-      </w:pPr>
-      <w:r>
-        <w:t>少女放下教材，在莉莉安身旁落座。近到莉莉安能闻到她身上淡淡的柑橘香味——不是香水，大概是她今早用的肥皂。</w:t>
-      </w:r>
-    </w:p>
-    <w:p/>
-    <w:p>
-      <w:pPr>
-        <w:ind w:firstLine="397"/>
-      </w:pPr>
-      <w:r>
-        <w:t>"你好，我叫玛琳·费尔德。费尔德男爵的第三女。叫我玛琳就好，大家都是这样叫我的。"她露出微笑。淡蓝色的眼睛，像清晨刚亮起来的天空——尚未被日光完全洗去夜的清冷，但已经有了第一缕暖意。</w:t>
-      </w:r>
-    </w:p>
-    <w:p/>
-    <w:p>
-      <w:pPr>
-        <w:ind w:firstLine="397"/>
-      </w:pPr>
-      <w:r>
-        <w:t>"……您好，费尔德小姐。"莉莉安微微低头。</w:t>
+        <w:t>在台下座位的中间，一批人缓缓起身，向着出口走去。因为座位是整齐摆放的，所以很好数出来——一共四十二人。</w:t>
+      </w:r>
+    </w:p>
+    <w:p/>
+    <w:p>
+      <w:pPr>
+        <w:ind w:firstLine="397"/>
+      </w:pPr>
+      <w:r>
+        <w:t>走在最前列的紫发学生带领着魔法学院的所有新生走出了礼堂。莉莉安知道她——艾蕾诺·凯恩，凯恩伯爵的千金。如果没有自己突然转入魔法学院，在这里发言的人就该是她。</w:t>
+      </w:r>
+    </w:p>
+    <w:p/>
+    <w:p>
+      <w:pPr>
+        <w:ind w:firstLine="397"/>
+      </w:pPr>
+      <w:r>
+        <w:t>接下来仅仅是背稿罢了。</w:t>
+      </w:r>
+    </w:p>
+    <w:p/>
+    <w:p>
+      <w:pPr>
+        <w:ind w:firstLine="397"/>
+      </w:pPr>
+      <w:r>
+        <w:t>莉莉安并没有中断发言。很顺利地、一字不差地背完了学院准备的演讲稿，而后再次鞠躬，走下讲台。当然——也是没有任何掌声。莉莉安依旧没有在意，注意着每一步的姿态，用余光注视着台下。出口的门被推开，涌入的大约四十人。凯恩仍走在最前列，与其余同学有声有笑着。</w:t>
+      </w:r>
+    </w:p>
+    <w:p/>
+    <w:p>
+      <w:pPr>
+        <w:ind w:firstLine="397"/>
+      </w:pPr>
+      <w:r>
+        <w:t>莉莉安并没有回到给她安排的位置上——因为那里正紧邻着魔法学院的同学们。她在后台的走廊里找了一个靠墙角的位置，将身体倚靠在墙角，稍微缓解一下紧绷的肌肉。院长在看到莉莉安后也没有说些什么，大致默认了莉莉安的任性。</w:t>
+      </w:r>
+    </w:p>
+    <w:p/>
+    <w:p>
+      <w:pPr>
+        <w:ind w:firstLine="397"/>
+      </w:pPr>
+      <w:r>
+        <w:t>"人类，真是很复杂呢。"</w:t>
+      </w:r>
+    </w:p>
+    <w:p/>
+    <w:p>
+      <w:pPr>
+        <w:ind w:firstLine="397"/>
+      </w:pPr>
+      <w:r>
+        <w:t>菲莱尔又一次出现在肩膀，学着莉莉安的姿势，将她的脖子当作墙倚靠。</w:t>
+      </w:r>
+    </w:p>
+    <w:p/>
+    <w:p>
+      <w:pPr>
+        <w:ind w:firstLine="397"/>
+      </w:pPr>
+      <w:r>
+        <w:t>"没关系。虽然没想到同学们会直接离场，但大致的待遇我也有心理准备了。毕竟一群贵族却被一个平民代表，也会很丢脸吧。就当是完成工作吧——现在工作完成了，接下来的生活只要做一个空气，永远坐在角落就好了。"</w:t>
+      </w:r>
+    </w:p>
+    <w:p/>
+    <w:p>
+      <w:pPr>
+        <w:ind w:firstLine="397"/>
+      </w:pPr>
+      <w:r>
+        <w:t>"很难想象人类社会的运行逻辑。正常来讲拥有绝对实力的个体理应受到尊敬，何况还是战胜了他们的存在。在精灵社会里如此，大致所有除人类以外的群居生物也是如此。这样来看只有人类不同——被称为奇怪也没什么好说的吧。"</w:t>
+      </w:r>
+    </w:p>
+    <w:p/>
+    <w:p>
+      <w:pPr>
+        <w:ind w:firstLine="397"/>
+      </w:pPr>
+      <w:r>
+        <w:t>"即使是围坐于艾瑞安身旁的人，也有与先知距离的差距。大概……就是如此吧。"</w:t>
+      </w:r>
+    </w:p>
+    <w:p/>
+    <w:p>
+      <w:pPr>
+        <w:ind w:firstLine="397"/>
+      </w:pPr>
+      <w:r>
+        <w:t>"很好。如此愚笨的行为符合精灵对于人类的定义。让他们沉浸在这种荒诞的自我满足中自生自灭吧。"</w:t>
+      </w:r>
+    </w:p>
+    <w:p/>
+    <w:p>
+      <w:pPr>
+        <w:ind w:firstLine="397"/>
+      </w:pPr>
+      <w:r>
+        <w:t>菲莱尔的身体顺着脖子滑落，最终躺在莉莉安的肩膀上，露出很虚假的笑容。</w:t>
+      </w:r>
+    </w:p>
+    <w:p/>
+    <w:p>
+      <w:r>
+        <w:t>（八）</w:t>
+      </w:r>
+    </w:p>
+    <w:p/>
+    <w:p>
+      <w:pPr>
+        <w:ind w:firstLine="397"/>
+      </w:pPr>
+      <w:r>
+        <w:t>食堂依稀有几个人影。</w:t>
+      </w:r>
+    </w:p>
+    <w:p/>
+    <w:p>
+      <w:pPr>
+        <w:ind w:firstLine="397"/>
+      </w:pPr>
+      <w:r>
+        <w:t>虽然在新生庆典结束后食堂给新生提供了免费的午餐，但贵族们很明显并不感兴趣。在散会后人群的嘈杂声中，莉莉安得知同学们普遍都前往了有权势贵族子女的宿舍中表忠心，试图在圈子里拿到更靠近中心的位置。</w:t>
+      </w:r>
+    </w:p>
+    <w:p/>
+    <w:p>
+      <w:pPr>
+        <w:ind w:firstLine="397"/>
+      </w:pPr>
+      <w:r>
+        <w:t>莉莉安缓缓走入。木质的圆形饭桌是为了日后这样的小圈子的集会刻意设置的，并不适合一个人前来的莉莉安。在环视一周后，少女选择了靠窗角落里的一张圆桌，坐在正面窗的位置。随后在告知前来的侍者所要的餐点后，低下头假装看着自己带来掩护的书。</w:t>
+      </w:r>
+    </w:p>
+    <w:p/>
+    <w:p>
+      <w:pPr>
+        <w:ind w:firstLine="397"/>
+      </w:pPr>
+      <w:r>
+        <w:t>"你好，这是你点的黄金炸虾、猪肉汤和面包。"</w:t>
+      </w:r>
+    </w:p>
+    <w:p/>
+    <w:p>
+      <w:pPr>
+        <w:ind w:firstLine="397"/>
+      </w:pPr>
+      <w:r>
+        <w:t>"谢谢……您。"</w:t>
+      </w:r>
+    </w:p>
+    <w:p/>
+    <w:p>
+      <w:pPr>
+        <w:ind w:firstLine="397"/>
+      </w:pPr>
+      <w:r>
+        <w:t>心绪乱飞的莉莉安回过神，在看到餐点被端到面前后抬起头看向将餐点送来的人。蓝色的齐肩短发少女站在身旁，对着莉莉安露出微笑。</w:t>
+      </w:r>
+    </w:p>
+    <w:p/>
+    <w:p>
+      <w:pPr>
+        <w:ind w:firstLine="397"/>
+      </w:pPr>
+      <w:r>
+        <w:t>"您好，我叫莉莉安……"</w:t>
+      </w:r>
+    </w:p>
+    <w:p/>
+    <w:p>
+      <w:pPr>
+        <w:ind w:firstLine="397"/>
+      </w:pPr>
+      <w:r>
+        <w:t>莉莉安低头行礼。透过刘海的发丝，看清了少女胸口的徽章——在雕刻的大楼上空是绽放的如烟火般的魔法。是今天庆典上刚刚发放的，属于魔法学院的徽章。</w:t>
+      </w:r>
+    </w:p>
+    <w:p/>
+    <w:p>
+      <w:pPr>
+        <w:ind w:firstLine="397"/>
+      </w:pPr>
+      <w:r>
+        <w:t>"请不要这样，莉莉安同学，我不值得这样的对待。啊……啊，快抬起头吧。"</w:t>
+      </w:r>
+    </w:p>
+    <w:p/>
+    <w:p>
+      <w:pPr>
+        <w:ind w:firstLine="397"/>
+      </w:pPr>
+      <w:r>
+        <w:t>蓝发的少女显得有些不知所措，上前扶起莉莉安。</w:t>
+      </w:r>
+    </w:p>
+    <w:p/>
+    <w:p>
+      <w:pPr>
+        <w:ind w:firstLine="397"/>
+      </w:pPr>
+      <w:r>
+        <w:t>"你好，我叫玛琳·费尔德（Marin Field），费尔德男爵的第三女。叫我玛琳就好，大家都是这样叫我的。"</w:t>
+      </w:r>
+    </w:p>
+    <w:p/>
+    <w:p>
+      <w:pPr>
+        <w:ind w:firstLine="397"/>
+      </w:pPr>
+      <w:r>
+        <w:t>玛琳露出微笑。淡蓝色的眼睛宛若清晨的天空。</w:t>
+      </w:r>
+    </w:p>
+    <w:p/>
+    <w:p>
+      <w:pPr>
+        <w:ind w:firstLine="397"/>
+      </w:pPr>
+      <w:r>
+        <w:t>"您好……费尔德小姐。直呼名字实在是——"</w:t>
       </w:r>
     </w:p>
     <w:p/>
@@ -1405,583 +1942,709 @@
         <w:ind w:firstLine="397"/>
       </w:pPr>
       <w:r>
-        <w:t>"哎，就这样吧，日后我会努力把后面的'小姐'去掉的。"玛琳把椅子往莉莉安的方向挪了挪，"我直说了——我不太喜欢绕圈子——我是来拉帮结派的。"</w:t>
-      </w:r>
-    </w:p>
-    <w:p/>
-    <w:p>
-      <w:pPr>
-        <w:ind w:firstLine="397"/>
-      </w:pPr>
-      <w:r>
-        <w:t>"……诶？"</w:t>
-      </w:r>
-    </w:p>
-    <w:p/>
-    <w:p>
-      <w:pPr>
-        <w:ind w:firstLine="397"/>
-      </w:pPr>
-      <w:r>
-        <w:t>——拉帮结派。这个词莉莉安已经在这几天的学院生活中听过很多次了。新生入学后最重要的事不是选课，而是找到自己在这座微型权力社会中的位置——向最有权势的人表忠心，争取进入圈子的核心。如果你不幸缺少有力的家世，那就要尽早地、主动地攀附。</w:t>
-      </w:r>
-    </w:p>
-    <w:p/>
-    <w:p>
-      <w:pPr>
-        <w:ind w:firstLine="397"/>
-      </w:pPr>
-      <w:r>
-        <w:t>"我觉得你很有潜力啊，"玛琳说，"魔法实战第一名。教授们好像也都挺喜欢你的。我家里没什么势力——外六圈男爵，说白了就是刚当上贵族的乡巴佬——所以凯恩小姐那儿我也凑不进去。"</w:t>
-      </w:r>
-    </w:p>
-    <w:p/>
-    <w:p>
-      <w:pPr>
-        <w:ind w:firstLine="397"/>
-      </w:pPr>
-      <w:r>
-        <w:t>蓝发少女眨了眨眼，用那双淡蓝色的眼睛直直看着莉莉安，像是在等一个回答。</w:t>
-      </w:r>
-    </w:p>
-    <w:p/>
-    <w:p>
-      <w:pPr>
-        <w:ind w:firstLine="397"/>
-      </w:pPr>
-      <w:r>
-        <w:t>这目光清澈得近乎透明，让人恍惚间忘记了——所有清澈的湖水下面，都可能有看不见底的暗流。</w:t>
-      </w:r>
-    </w:p>
-    <w:p/>
-    <w:p>
-      <w:pPr>
-        <w:ind w:firstLine="397"/>
-      </w:pPr>
-      <w:r>
-        <w:t>但莉莉安不会忘记这个词：拉帮结派。或者说，这个词从来不在她的词典里。她没有帮，也没有派可以拉。她只有自己。</w:t>
-      </w:r>
-    </w:p>
-    <w:p/>
-    <w:p>
-      <w:pPr>
-        <w:ind w:firstLine="397"/>
-      </w:pPr>
-      <w:r>
-        <w:t>不过——有人主动坐到她身边，主动跟她说话，不在乎她的白眼，不在意她来自平民——这种感觉，和她习惯的冰冷差别太大了。</w:t>
-      </w:r>
-    </w:p>
-    <w:p/>
-    <w:p>
-      <w:pPr>
-        <w:ind w:firstLine="397"/>
-      </w:pPr>
-      <w:r>
-        <w:t>"……随便你。"</w:t>
-      </w:r>
-    </w:p>
-    <w:p/>
-    <w:p>
-      <w:pPr>
-        <w:ind w:firstLine="397"/>
-      </w:pPr>
-      <w:r>
-        <w:t>"呀，终于不是'玛琳小姐'了。进步了进步了！"</w:t>
-      </w:r>
-    </w:p>
-    <w:p/>
-    <w:p>
-      <w:pPr>
-        <w:ind w:firstLine="397"/>
-      </w:pPr>
-      <w:r>
-        <w:t>莉莉安没有纠正她。玛琳的到来说不上让她开心——她现在已经很难确定什么能让自己开心了——但至少，在这间教室里，她不再是一个人了。</w:t>
-      </w:r>
-    </w:p>
-    <w:p/>
-    <w:p>
-      <w:pPr>
-        <w:ind w:firstLine="397"/>
-      </w:pPr>
-      <w:r>
-        <w:t>上课铃还没响。走廊里传来脚步声——不急不缓，稳重而有分量。</w:t>
-      </w:r>
-    </w:p>
-    <w:p/>
-    <w:p>
-      <w:pPr>
-        <w:ind w:firstLine="397"/>
-      </w:pPr>
-      <w:r>
-        <w:t>教室的前门被推开。一个老人缓步走上讲台。他穿着深灰色的教授袍，袖口磨得有些发白，看起来已经有些年头了。灰白的头发整齐地向后梳拢。他站定后没有立刻说话，而是环顾了一圈教室，然后目光停留在最后一排角落的那个座位上。</w:t>
-      </w:r>
-    </w:p>
-    <w:p/>
-    <w:p>
-      <w:pPr>
-        <w:ind w:firstLine="397"/>
-      </w:pPr>
-      <w:r>
-        <w:t>"在开始之前，"他说，"提醒各位一件事。到了这间教室，这里就只有同学与师生。校规如是写，教廷如是定。好了。闲话就这么多。"</w:t>
-      </w:r>
-    </w:p>
-    <w:p/>
-    <w:p>
-      <w:pPr>
-        <w:ind w:firstLine="397"/>
-      </w:pPr>
-      <w:r>
-        <w:t>他抬起手，手指环绕在嘴唇前——围成一个圆圈。</w:t>
-      </w:r>
-    </w:p>
-    <w:p/>
-    <w:p>
-      <w:pPr>
-        <w:ind w:firstLine="397"/>
-      </w:pPr>
-      <w:r>
-        <w:t>"这个学期的基础魔法理论——"</w:t>
-      </w:r>
-    </w:p>
-    <w:p/>
-    <w:p>
-      <w:pPr>
-        <w:ind w:firstLine="397"/>
-      </w:pPr>
-      <w:r>
-        <w:t>他的声音柔和但清晰，通过手指围成的圆圈魔法，均匀地传达到教室的每一个角落。这不是提高音量的魔法——至少不是野蛮地放大声音——而是让说话者的声音如同散布在空气中一样，在每个人的耳边均匀地响起。</w:t>
-      </w:r>
-    </w:p>
-    <w:p/>
-    <w:p>
-      <w:pPr>
-        <w:ind w:firstLine="397"/>
-      </w:pPr>
-      <w:r>
-        <w:t>"——由我负责。我叫阿尔瓦·格雷森。各位未来四年的魔法课导师。"</w:t>
-      </w:r>
-    </w:p>
-    <w:p/>
-    <w:p>
-      <w:pPr>
-        <w:ind w:firstLine="397"/>
-      </w:pPr>
-      <w:r>
-        <w:t>莉莉安发现自己在无意识地挺直背脊。这个老人的眼神——在他刚才停留的那几秒里——她没有看到轻蔑或好奇。他只是在确认那个平民学生已经来了。</w:t>
-      </w:r>
-    </w:p>
-    <w:p/>
-    <w:p>
-      <w:pPr>
-        <w:ind w:firstLine="397"/>
-      </w:pPr>
-      <w:r>
-        <w:t>"第一课——"</w:t>
-      </w:r>
-    </w:p>
-    <w:p/>
-    <w:p>
-      <w:pPr>
-        <w:ind w:firstLine="397"/>
-      </w:pPr>
-      <w:r>
-        <w:t>阿尔瓦翻开讲台上的厚重教材。</w:t>
-      </w:r>
-    </w:p>
-    <w:p/>
-    <w:p>
-      <w:pPr>
-        <w:ind w:firstLine="397"/>
-      </w:pPr>
-      <w:r>
-        <w:t>"——魔力是什么。"</w:t>
-      </w:r>
-    </w:p>
-    <w:p/>
-    <w:p>
-      <w:pPr>
-        <w:ind w:firstLine="397"/>
-      </w:pPr>
-      <w:r>
-        <w:t>他转过身，在黑板上写下了两个字。</w:t>
-      </w:r>
-    </w:p>
-    <w:p/>
-    <w:p>
-      <w:pPr>
-        <w:ind w:firstLine="397"/>
-      </w:pPr>
-      <w:r>
-        <w:t>\`魔力\`</w:t>
-      </w:r>
-    </w:p>
-    <w:p/>
-    <w:p>
-      <w:pPr>
-        <w:ind w:firstLine="397"/>
-      </w:pPr>
-      <w:r>
-        <w:t>简单直接。不像那些以华丽辞藻堆砌的开场白——这个老人显然是那种直接进入正题的类型。</w:t>
-      </w:r>
-    </w:p>
-    <w:p/>
-    <w:p>
-      <w:pPr>
-        <w:ind w:firstLine="397"/>
-      </w:pPr>
-      <w:r>
-        <w:t>"不要翻开书。先想。你们来到这里之前，每个人都或多或少能使用一些魔法。从自己家庭中的私人教师，或是家族长辈那里——总之各位都不是从零开始。那么。有哪位愿意先来回答——魔力，究其根本，是什么。"</w:t>
-      </w:r>
-    </w:p>
-    <w:p/>
-    <w:p>
-      <w:pPr>
-        <w:ind w:firstLine="397"/>
-      </w:pPr>
-      <w:r>
-        <w:t>教室里一片安静。不是因为问题太难——恰恰相反，是因为问题太基础了。基础到没有人想要第一个回答。</w:t>
-      </w:r>
-    </w:p>
-    <w:p/>
-    <w:p>
-      <w:pPr>
-        <w:ind w:firstLine="397"/>
-      </w:pPr>
-      <w:r>
-        <w:t>阿尔瓦等了片刻，然后从口袋里拿出一个小本子。他开始点名。</w:t>
-      </w:r>
-    </w:p>
-    <w:p/>
-    <w:p>
-      <w:pPr>
-        <w:ind w:firstLine="397"/>
-      </w:pPr>
-      <w:r>
-        <w:t>"艾蕾诺·凯恩。"</w:t>
-      </w:r>
-    </w:p>
-    <w:p/>
-    <w:p>
-      <w:pPr>
-        <w:ind w:firstLine="397"/>
-      </w:pPr>
-      <w:r>
-        <w:t>茉莉·凯恩站起来——原来她的本名是艾蕾诺，而茉莉是她的中间名。</w:t>
-      </w:r>
-    </w:p>
-    <w:p/>
-    <w:p>
-      <w:pPr>
-        <w:ind w:firstLine="397"/>
-      </w:pPr>
-      <w:r>
-        <w:t>"魔力是由先知艾瑞安·赛拉斯发现、并由神通过圣泉赐予神选之民的能力。它散布于神赐之地，是一切恩泽的基础。"</w:t>
-      </w:r>
-    </w:p>
-    <w:p/>
-    <w:p>
-      <w:pPr>
-        <w:ind w:firstLine="397"/>
-      </w:pPr>
-      <w:r>
-        <w:t>阿尔瓦不置可否。他又翻了一页名册。</w:t>
-      </w:r>
-    </w:p>
-    <w:p/>
-    <w:p>
-      <w:pPr>
-        <w:ind w:firstLine="397"/>
-      </w:pPr>
-      <w:r>
-        <w:t>一连叫了三四个学生。回答八九不离十——引经据典，从教典到家族传承，诠释了魔力神圣的起源和贵族血脉的天赋。阿尔瓦每次都是微微点头，然后叫下一个名字。</w:t>
-      </w:r>
-    </w:p>
-    <w:p/>
-    <w:p>
-      <w:pPr>
-        <w:ind w:firstLine="397"/>
-      </w:pPr>
-      <w:r>
-        <w:t>最后他没再翻名册。他抬起头，看向最后一排角落的座位。</w:t>
-      </w:r>
-    </w:p>
-    <w:p/>
-    <w:p>
-      <w:pPr>
-        <w:ind w:firstLine="397"/>
-      </w:pPr>
-      <w:r>
-        <w:t>"莉莉安。"</w:t>
-      </w:r>
-    </w:p>
-    <w:p/>
-    <w:p>
-      <w:pPr>
-        <w:ind w:firstLine="397"/>
-      </w:pPr>
-      <w:r>
-        <w:t>整个教室的空气轻微地凝滞了一下。几十双眼睛转向最后一排那个角落。那个白发的平民。那个刚好今天没戴兜帽，白发暴露在所有人面前的——已经被这间教室里半数人背地里叫了三天"魔女"的少女。</w:t>
-      </w:r>
-    </w:p>
-    <w:p/>
-    <w:p>
-      <w:pPr>
-        <w:ind w:firstLine="397"/>
-      </w:pPr>
-      <w:r>
-        <w:t>莉莉安握了下靠在墙边的法杖。杖身的古木在她指尖微微发热。每次接触到这根来自山林深处的古木，她都会想起那间小屋里的午后。师傅通常不会干涉她的训练，但偶尔——在特别关键的地方——会突然开口说一句看似无关的话。那些话她现在还记着。</w:t>
-      </w:r>
-    </w:p>
-    <w:p/>
-    <w:p>
-      <w:pPr>
-        <w:ind w:firstLine="397"/>
-      </w:pPr>
-      <w:r>
-        <w:t>她其实并不想被注意到。她更愿意安静地坐在这个角落里，像空气一样度过四年。但有一个念头——师兄师傅曾经随口的、关于"不要辜负自己的天赋"的教导——在她心中停留了片刻。</w:t>
-      </w:r>
-    </w:p>
-    <w:p/>
-    <w:p>
-      <w:pPr>
-        <w:ind w:firstLine="397"/>
-      </w:pPr>
-      <w:r>
-        <w:t>她站起身。</w:t>
-      </w:r>
-    </w:p>
-    <w:p/>
-    <w:p>
-      <w:pPr>
-        <w:ind w:firstLine="397"/>
-      </w:pPr>
-      <w:r>
-        <w:t>"魔力不是由神赐予的。"</w:t>
-      </w:r>
-    </w:p>
-    <w:p/>
-    <w:p>
-      <w:pPr>
-        <w:ind w:firstLine="397"/>
-      </w:pPr>
-      <w:r>
-        <w:t>安静变得更加锐利了。像一根弦被无声地拉紧。</w:t>
-      </w:r>
-    </w:p>
-    <w:p/>
-    <w:p>
-      <w:pPr>
-        <w:ind w:firstLine="397"/>
-      </w:pPr>
-      <w:r>
-        <w:t>"它是构成万物最基本的能量单位。和教典的记载不同——魔力在先知发现它之前就存在于世间，存在于这片被改造过的土地中。它在土壤里，在植物里，在水流里，在我们吃下的每一口食物里。"</w:t>
-      </w:r>
-    </w:p>
-    <w:p/>
-    <w:p>
-      <w:pPr>
-        <w:ind w:firstLine="397"/>
-      </w:pPr>
-      <w:r>
-        <w:t>阿尔瓦看着她。他的手指依然停在名册上，没有翻页。</w:t>
-      </w:r>
-    </w:p>
-    <w:p/>
-    <w:p>
-      <w:pPr>
-        <w:ind w:firstLine="397"/>
-      </w:pPr>
-      <w:r>
-        <w:t>"人们体内累积魔力的多少——取决于他们世代以来摄入了多少含有魔力的食物。本质上，这和神明没有必然的联系。而是和饮食的积累有关。"</w:t>
-      </w:r>
-    </w:p>
-    <w:p/>
-    <w:p>
-      <w:pPr>
-        <w:ind w:firstLine="397"/>
-      </w:pPr>
-      <w:r>
-        <w:t>她说完了。</w:t>
-      </w:r>
-    </w:p>
-    <w:p/>
-    <w:p>
-      <w:pPr>
-        <w:ind w:firstLine="397"/>
-      </w:pPr>
-      <w:r>
-        <w:t>教室中出现了片刻的、针落可闻的寂静。然后——窃窃私语开始从各个角落蔓延。有人用不可置信的眼神看着她，有人转过头去和旁边的人低语。莉莉安听到了几个破碎的词——"异端"、"平民"、"果然那个白发就是"。</w:t>
-      </w:r>
-    </w:p>
-    <w:p/>
-    <w:p>
-      <w:pPr>
-        <w:ind w:firstLine="397"/>
-      </w:pPr>
-      <w:r>
-        <w:t>她站在原地。她的法杖依然在指尖微微发热。</w:t>
-      </w:r>
-    </w:p>
-    <w:p/>
-    <w:p>
-      <w:pPr>
-        <w:ind w:firstLine="397"/>
-      </w:pPr>
-      <w:r>
-        <w:t>阿尔瓦举起了手。不是之前那个扩音的魔法手势——只是一个普通的、要求安静的手势。教室重新安静下来。</w:t>
-      </w:r>
-    </w:p>
-    <w:p/>
-    <w:p>
-      <w:pPr>
-        <w:ind w:firstLine="397"/>
-      </w:pPr>
-      <w:r>
-        <w:t>"你从哪里读到的这些？"他问。</w:t>
-      </w:r>
-    </w:p>
-    <w:p/>
-    <w:p>
-      <w:pPr>
-        <w:ind w:firstLine="397"/>
-      </w:pPr>
-      <w:r>
-        <w:t>"……一些很老的魔法书。"莉莉安不能说出师傅的名字。</w:t>
-      </w:r>
-    </w:p>
-    <w:p/>
-    <w:p>
-      <w:pPr>
-        <w:ind w:firstLine="397"/>
-      </w:pPr>
-      <w:r>
-        <w:t>阿尔瓦沉默了片刻。然后他翻开自己的备课笔记，在纸上添了几笔。随后才重新抬起头。</w:t>
-      </w:r>
-    </w:p>
-    <w:p/>
-    <w:p>
-      <w:pPr>
-        <w:ind w:firstLine="397"/>
-      </w:pPr>
-      <w:r>
-        <w:t>"正确。以教国目前的课程标准——"</w:t>
-      </w:r>
-    </w:p>
-    <w:p/>
-    <w:p>
-      <w:pPr>
-        <w:ind w:firstLine="397"/>
-      </w:pPr>
-      <w:r>
-        <w:t>阿尔瓦停顿了一下。然后他缓缓地、字字清晰地说了下去。</w:t>
-      </w:r>
-    </w:p>
-    <w:p/>
-    <w:p>
-      <w:pPr>
-        <w:ind w:firstLine="397"/>
-      </w:pPr>
-      <w:r>
-        <w:t>"——这是三年级才会涉及的内容。"</w:t>
-      </w:r>
-    </w:p>
-    <w:p/>
-    <w:p>
-      <w:pPr>
-        <w:ind w:firstLine="397"/>
-      </w:pPr>
-      <w:r>
-        <w:t>他依然没有笑。但他的声音在那一刻——只是极短的一瞬——不再是授课的语气。而像是两个同样热爱魔法的人之间，某种不必言明的默契。</w:t>
-      </w:r>
-    </w:p>
-    <w:p/>
-    <w:p>
-      <w:pPr>
-        <w:ind w:firstLine="397"/>
-      </w:pPr>
-      <w:r>
-        <w:t>"看来至少有人预习了课本。"</w:t>
-      </w:r>
-    </w:p>
-    <w:p/>
-    <w:p>
-      <w:pPr>
-        <w:ind w:firstLine="397"/>
-      </w:pPr>
-      <w:r>
-        <w:t>莉莉安缓缓坐下。她的心跳还没有平复。但在这个角落里——在这间教室里——在刚才那几秒钟的寂静里，她收到了来到学院后的第一句真正的肯定。</w:t>
-      </w:r>
-    </w:p>
-    <w:p/>
-    <w:p>
-      <w:pPr>
-        <w:ind w:firstLine="397"/>
-      </w:pPr>
-      <w:r>
-        <w:t>旁边的玛琳凑过来，小声说："你真敢说啊。刚才我都快吓死了。"</w:t>
-      </w:r>
-    </w:p>
-    <w:p/>
-    <w:p>
-      <w:pPr>
-        <w:ind w:firstLine="397"/>
-      </w:pPr>
-      <w:r>
-        <w:t>"……是教授问的，所以如实答了。"</w:t>
-      </w:r>
-    </w:p>
-    <w:p/>
-    <w:p>
-      <w:pPr>
-        <w:ind w:firstLine="397"/>
-      </w:pPr>
-      <w:r>
-        <w:t>"如实答了。"玛琳学着她的话笑了起来，"你真是个有趣的人，莉莉安。"</w:t>
-      </w:r>
-    </w:p>
-    <w:p/>
-    <w:p>
-      <w:pPr>
-        <w:ind w:firstLine="397"/>
-      </w:pPr>
-      <w:r>
-        <w:t>那一刻——此时此刻的莉莉安并不知道的事有很多。她不知道玛琳的真实身份。她不知道接下来会发生的事。她不知道那些对她微笑的人中，有人的微笑是为了更好地——在日后——摧毁她。</w:t>
-      </w:r>
-    </w:p>
-    <w:p/>
-    <w:p>
-      <w:pPr>
-        <w:ind w:firstLine="397"/>
-      </w:pPr>
-      <w:r>
-        <w:t>但她知道一件事。</w:t>
-      </w:r>
-    </w:p>
-    <w:p/>
-    <w:p>
-      <w:pPr>
-        <w:ind w:firstLine="397"/>
-      </w:pPr>
-      <w:r>
-        <w:t>这应该是她漫长的流浪中——无论是字面意义上的流浪，还是内心意义上的颠沛——第一次有人主动坐到她身旁，第一次有人说她"有趣"，第一次有人不是带着好奇或恐惧的眼神看向她。</w:t>
-      </w:r>
-    </w:p>
-    <w:p/>
-    <w:p>
-      <w:pPr>
-        <w:ind w:firstLine="397"/>
-      </w:pPr>
-      <w:r>
-        <w:t>她不知道接下来会怎样。也许不会太好。</w:t>
-      </w:r>
-    </w:p>
-    <w:p/>
-    <w:p>
-      <w:pPr>
-        <w:ind w:firstLine="397"/>
-      </w:pPr>
-      <w:r>
-        <w:t>但至少今天——有一点点暖意。就像窗外零星散落下来的光斑，虽然微弱，但足够在这一刻，勾勒出少女嘴角一丝不易察觉的上扬。</w:t>
+        <w:t>"哎，就这样吧。日后我会努力把后面的'小姐'去掉的。"</w:t>
+      </w:r>
+    </w:p>
+    <w:p/>
+    <w:p>
+      <w:pPr>
+        <w:ind w:firstLine="397"/>
+      </w:pPr>
+      <w:r>
+        <w:t>玛琳搬了搬一旁的椅子，让它离莉莉安更近一些，随后半强制地让莉莉安坐下后也坐在了她的身旁。</w:t>
+      </w:r>
+    </w:p>
+    <w:p/>
+    <w:p>
+      <w:pPr>
+        <w:ind w:firstLine="397"/>
+      </w:pPr>
+      <w:r>
+        <w:t>"玛琳小姐有什么事情吗？"</w:t>
+      </w:r>
+    </w:p>
+    <w:p/>
+    <w:p>
+      <w:pPr>
+        <w:ind w:firstLine="397"/>
+      </w:pPr>
+      <w:r>
+        <w:t>"我不太喜欢绕圈子，就直说了——我是来拉帮结派的。莉莉安，接下来的日子请多多照顾我！"</w:t>
+      </w:r>
+    </w:p>
+    <w:p/>
+    <w:p>
+      <w:pPr>
+        <w:ind w:firstLine="397"/>
+      </w:pPr>
+      <w:r>
+        <w:t>"诶？？？"</w:t>
+      </w:r>
+    </w:p>
+    <w:p/>
+    <w:p>
+      <w:pPr>
+        <w:ind w:firstLine="397"/>
+      </w:pPr>
+      <w:r>
+        <w:t>"我记得宿舍在这边。"</w:t>
+      </w:r>
+    </w:p>
+    <w:p/>
+    <w:p>
+      <w:pPr>
+        <w:ind w:firstLine="397"/>
+      </w:pPr>
+      <w:r>
+        <w:t>"嗯。那玛琳小姐慢走。我的宿舍还在很后面的地方。"</w:t>
+      </w:r>
+    </w:p>
+    <w:p/>
+    <w:p>
+      <w:pPr>
+        <w:ind w:firstLine="397"/>
+      </w:pPr>
+      <w:r>
+        <w:t>"诶？莉莉安的宿舍不是和我们在一起的吗？我记得同学院同一届新生的宿舍都是在一起的。"</w:t>
+      </w:r>
+    </w:p>
+    <w:p/>
+    <w:p>
+      <w:pPr>
+        <w:ind w:firstLine="397"/>
+      </w:pPr>
+      <w:r>
+        <w:t>"是吗……大概，是学院刻意安排的吧。我的宿舍在四年级学长那边。"</w:t>
+      </w:r>
+    </w:p>
+    <w:p/>
+    <w:p>
+      <w:pPr>
+        <w:ind w:firstLine="397"/>
+      </w:pPr>
+      <w:r>
+        <w:t>"去找学院反应！怎么能孤立你呢。"</w:t>
+      </w:r>
+    </w:p>
+    <w:p/>
+    <w:p>
+      <w:pPr>
+        <w:ind w:firstLine="397"/>
+      </w:pPr>
+      <w:r>
+        <w:t>玛琳有些生气，握着莉莉安的手。</w:t>
+      </w:r>
+    </w:p>
+    <w:p/>
+    <w:p>
+      <w:pPr>
+        <w:ind w:firstLine="397"/>
+      </w:pPr>
+      <w:r>
+        <w:t>"我想更是为了庇护我吧——怕我被其他人包围着会不自在。我很喜欢我的宿舍，前面有一个湖，湖岸边的一小块土地也被划为了我的花园。"</w:t>
+      </w:r>
+    </w:p>
+    <w:p/>
+    <w:p>
+      <w:pPr>
+        <w:ind w:firstLine="397"/>
+      </w:pPr>
+      <w:r>
+        <w:t>"改天我一定会去的。那再见，莉莉安。"</w:t>
+      </w:r>
+    </w:p>
+    <w:p/>
+    <w:p>
+      <w:pPr>
+        <w:ind w:firstLine="397"/>
+      </w:pPr>
+      <w:r>
+        <w:t>"嗯，再见。"</w:t>
+      </w:r>
+    </w:p>
+    <w:p/>
+    <w:p>
+      <w:pPr>
+        <w:ind w:firstLine="397"/>
+      </w:pPr>
+      <w:r>
+        <w:t>手被松开，留下余温。莉莉安看着刚刚被握紧的手，嘴角无意识地上扬。</w:t>
+      </w:r>
+    </w:p>
+    <w:p/>
+    <w:p>
+      <w:r>
+        <w:t>（九）</w:t>
+      </w:r>
+    </w:p>
+    <w:p/>
+    <w:p>
+      <w:pPr>
+        <w:ind w:firstLine="397"/>
+      </w:pPr>
+      <w:r>
+        <w:t>"也就是身为贫穷的外六圈准男爵家，她在凯恩千金那里混不下去了，只能找唯一一个还没有圈子的同班两人搭伙咯。"</w:t>
+      </w:r>
+    </w:p>
+    <w:p/>
+    <w:p>
+      <w:pPr>
+        <w:ind w:firstLine="397"/>
+      </w:pPr>
+      <w:r>
+        <w:t>"嗯。看来贵族们也有很大的贫富之分呢。"</w:t>
+      </w:r>
+    </w:p>
+    <w:p/>
+    <w:p>
+      <w:pPr>
+        <w:ind w:firstLine="397"/>
+      </w:pPr>
+      <w:r>
+        <w:t>莉莉安坐在沙发上。下午依旧阳光明媚，不时传来几声鸟叫。菲莱尔懒散地躺在床边晒着太阳，询问着刚刚那位蓝发少女的事情。</w:t>
+      </w:r>
+    </w:p>
+    <w:p/>
+    <w:p>
+      <w:pPr>
+        <w:ind w:firstLine="397"/>
+      </w:pPr>
+      <w:r>
+        <w:t>"先说结论吧——我不认为会有这种事。她的家世也许是真的，但正因为这种家世，才更会刻意和平民划清界线。外六圈准男爵，证明她家成为贵族不久。为了快速融入贵族，同时为了不被老贵族们看成骨子里还是平民的乡巴佬，都不可能主动接触身份上是平民的你。"</w:t>
+      </w:r>
+    </w:p>
+    <w:p/>
+    <w:p>
+      <w:pPr>
+        <w:ind w:firstLine="397"/>
+      </w:pPr>
+      <w:r>
+        <w:t>"人类拥有情感，并被感性左右。我觉得……她不是那样的人。"</w:t>
+      </w:r>
+    </w:p>
+    <w:p/>
+    <w:p>
+      <w:pPr>
+        <w:ind w:firstLine="397"/>
+      </w:pPr>
+      <w:r>
+        <w:t>"即使你因为信任遭遇过那么多？"</w:t>
+      </w:r>
+    </w:p>
+    <w:p/>
+    <w:p>
+      <w:pPr>
+        <w:ind w:firstLine="397"/>
+      </w:pPr>
+      <w:r>
+        <w:t>"即使我因为信任遭遇过那么多——至少，我还愿意再相信一次。"</w:t>
+      </w:r>
+    </w:p>
+    <w:p/>
+    <w:p>
+      <w:pPr>
+        <w:ind w:firstLine="397"/>
+      </w:pPr>
+      <w:r>
+        <w:t>"那就这样好了，我们的爱子。父母也要懂得放手。但以后有什么需要的话——比如毁灭学院、杀光学生之类的事情——随时可以找我。明天开始我就不能一直陪着你了，让其他精灵陪你玩吧。"</w:t>
+      </w:r>
+    </w:p>
+    <w:p/>
+    <w:p>
+      <w:pPr>
+        <w:ind w:firstLine="397"/>
+      </w:pPr>
+      <w:r>
+        <w:t>菲莱尔伸了个懒腰，化作光球隐没于阳光之中。</w:t>
+      </w:r>
+    </w:p>
+    <w:p/>
+    <w:p>
+      <w:pPr>
+        <w:ind w:firstLine="397"/>
+      </w:pPr>
+      <w:r>
+        <w:t>"哎。"</w:t>
+      </w:r>
+    </w:p>
+    <w:p/>
+    <w:p>
+      <w:pPr>
+        <w:ind w:firstLine="397"/>
+      </w:pPr>
+      <w:r>
+        <w:t>莉莉安轻声叹息。虽然精灵们认真恪守着工作，维持着神赐之地的正常运作，但如果不是与先知艾瑞安定下契约，大概早就把人类都消灭了吧。</w:t>
+      </w:r>
+    </w:p>
+    <w:p/>
+    <w:p>
+      <w:pPr>
+        <w:ind w:firstLine="397"/>
+      </w:pPr>
+      <w:r>
+        <w:t>"下午做些什么好呢？"</w:t>
+      </w:r>
+    </w:p>
+    <w:p/>
+    <w:p>
+      <w:pPr>
+        <w:ind w:firstLine="397"/>
+      </w:pPr>
+      <w:r>
+        <w:t>思绪渐远。微风吹进房间，抚过银白的发丝，微微摇曳。</w:t>
+      </w:r>
+    </w:p>
+    <w:p/>
+    <w:p>
+      <w:r>
+        <w:t>（十）</w:t>
+      </w:r>
+    </w:p>
+    <w:p/>
+    <w:p>
+      <w:pPr>
+        <w:ind w:firstLine="397"/>
+      </w:pPr>
+      <w:r>
+        <w:t>数日后。第一堂魔法课。</w:t>
+      </w:r>
+    </w:p>
+    <w:p/>
+    <w:p>
+      <w:pPr>
+        <w:ind w:firstLine="397"/>
+      </w:pPr>
+      <w:r>
+        <w:t>教室是一个宽敞的半圆形阶梯大厅，讲台在最底部——这个设计的初衷据说是模仿先知向弟子们授课的场景。魔法学院的教材已经在昨天由侍者送到了每个新生的宿舍：一本足以砸死人的厚皮精装书，书脊用烫金印着《魔法基础理论与应用》——收录了四年课程的全部内容。</w:t>
+      </w:r>
+    </w:p>
+    <w:p/>
+    <w:p>
+      <w:pPr>
+        <w:ind w:firstLine="397"/>
+      </w:pPr>
+      <w:r>
+        <w:t>"又沉又厚的书。为什么不把四个年级的书分开、一年一年发呢。"</w:t>
+      </w:r>
+    </w:p>
+    <w:p/>
+    <w:p>
+      <w:pPr>
+        <w:ind w:firstLine="397"/>
+      </w:pPr>
+      <w:r>
+        <w:t>玛琳在莉莉安身旁坐下，把教材往桌上一放，发出沉闷的响声。</w:t>
+      </w:r>
+    </w:p>
+    <w:p/>
+    <w:p>
+      <w:pPr>
+        <w:ind w:firstLine="397"/>
+      </w:pPr>
+      <w:r>
+        <w:t>"因为可以自学。"莉莉安翻开书的扉页，"只要能通过书中每个阶段的考核，就可以免去之后所有的魔法课程。送书过来的侍者说过。"</w:t>
+      </w:r>
+    </w:p>
+    <w:p/>
+    <w:p>
+      <w:pPr>
+        <w:ind w:firstLine="397"/>
+      </w:pPr>
+      <w:r>
+        <w:t>"莉莉安绝对很厉害吧。"</w:t>
+      </w:r>
+    </w:p>
+    <w:p/>
+    <w:p>
+      <w:pPr>
+        <w:ind w:firstLine="397"/>
+      </w:pPr>
+      <w:r>
+        <w:t>"没有。考试的时候是一些小小的意外——一介平民不会有那种魔力的。"</w:t>
+      </w:r>
+    </w:p>
+    <w:p/>
+    <w:p>
+      <w:pPr>
+        <w:ind w:firstLine="397"/>
+      </w:pPr>
+      <w:r>
+        <w:t>"说不好哦，也许莉莉安是哪位大贵族的女儿呢。你知道自己父母的情况吗？"</w:t>
+      </w:r>
+    </w:p>
+    <w:p/>
+    <w:p>
+      <w:pPr>
+        <w:ind w:firstLine="397"/>
+      </w:pPr>
+      <w:r>
+        <w:t>"不知道。是不是看到我一头白发就把我丢掉了呢，哈哈哈。"</w:t>
+      </w:r>
+    </w:p>
+    <w:p/>
+    <w:p>
+      <w:pPr>
+        <w:ind w:firstLine="397"/>
+      </w:pPr>
+      <w:r>
+        <w:t>莉莉安望着窗外心不在焉地回答着。她知晓自己这白发并非天生——自己的母亲也从精灵长老们那里听说只是个普通人。但这些没法与他人解释，只能背上"先天白发"的诅咒。</w:t>
+      </w:r>
+    </w:p>
+    <w:p/>
+    <w:p>
+      <w:pPr>
+        <w:ind w:firstLine="397"/>
+      </w:pPr>
+      <w:r>
+        <w:t>她从未恨过精灵们赋予的白发。这是精灵们全力养育她的证明。</w:t>
+      </w:r>
+    </w:p>
+    <w:p/>
+    <w:p>
+      <w:pPr>
+        <w:ind w:firstLine="397"/>
+      </w:pPr>
+      <w:r>
+        <w:t>"那莉莉安是怎么活下来的，又怎么进来的呢？"</w:t>
+      </w:r>
+    </w:p>
+    <w:p/>
+    <w:p>
+      <w:pPr>
+        <w:ind w:firstLine="397"/>
+      </w:pPr>
+      <w:r>
+        <w:t>蓝色的眼睛中充满好奇。在莉莉安回过头时，那双眼已凑到了面前，透露着纯粹的清澄。</w:t>
+      </w:r>
+    </w:p>
+    <w:p/>
+    <w:p>
+      <w:pPr>
+        <w:ind w:firstLine="397"/>
+      </w:pPr>
+      <w:r>
+        <w:t>一丝罪恶感涌上心头。莉莉安后悔刚刚玩笑般的谎言。</w:t>
+      </w:r>
+    </w:p>
+    <w:p/>
+    <w:p>
+      <w:pPr>
+        <w:ind w:firstLine="397"/>
+      </w:pPr>
+      <w:r>
+        <w:t>"其实——"</w:t>
+      </w:r>
+    </w:p>
+    <w:p/>
+    <w:p>
+      <w:pPr>
+        <w:ind w:firstLine="397"/>
+      </w:pPr>
+      <w:r>
+        <w:t>铃声不合时宜地响起，打断了莉莉安的话语。看向讲台，一名老者缓步从门口走入。</w:t>
+      </w:r>
+    </w:p>
+    <w:p/>
+    <w:p>
+      <w:pPr>
+        <w:ind w:firstLine="397"/>
+      </w:pPr>
+      <w:r>
+        <w:t>"其实什么？"玛琳仍好奇地凑近，并没有理会在讲台上的老者。</w:t>
+      </w:r>
+    </w:p>
+    <w:p/>
+    <w:p>
+      <w:pPr>
+        <w:ind w:firstLine="397"/>
+      </w:pPr>
+      <w:r>
+        <w:t>老者抬起了手，在嘴前用手指围成一个圆圈。</w:t>
+      </w:r>
+    </w:p>
+    <w:p/>
+    <w:p>
+      <w:pPr>
+        <w:ind w:firstLine="397"/>
+      </w:pPr>
+      <w:r>
+        <w:t>"玛琳小姐——最好把耳朵捂上比较好。"</w:t>
+      </w:r>
+    </w:p>
+    <w:p/>
+    <w:p>
+      <w:pPr>
+        <w:ind w:firstLine="397"/>
+      </w:pPr>
+      <w:r>
+        <w:t>说完，莉莉安捂住了耳朵。</w:t>
+      </w:r>
+    </w:p>
+    <w:p/>
+    <w:p>
+      <w:pPr>
+        <w:ind w:firstLine="397"/>
+      </w:pPr>
+      <w:r>
+        <w:t>"嗯？发生什——"</w:t>
+      </w:r>
+    </w:p>
+    <w:p/>
+    <w:p>
+      <w:pPr>
+        <w:ind w:firstLine="397"/>
+      </w:pPr>
+      <w:r>
+        <w:t>"同学们安静！！！！！"</w:t>
+      </w:r>
+    </w:p>
+    <w:p/>
+    <w:p>
+      <w:pPr>
+        <w:ind w:firstLine="397"/>
+      </w:pPr>
+      <w:r>
+        <w:t>巨大的声音响彻教室。那正是老者手指围成圆圈的魔法——并非野蛮地放大音量，而是将说话者的声音均匀地散布到教室的每一个角落，让后排也能听得一清二楚。</w:t>
+      </w:r>
+    </w:p>
+    <w:p/>
+    <w:p>
+      <w:pPr>
+        <w:ind w:firstLine="397"/>
+      </w:pPr>
+      <w:r>
+        <w:t>"啊……我的耳朵……"一旁的玛琳捂着耳朵，用有些愤怒的眼神看着刚刚没有提醒到的老人。</w:t>
+      </w:r>
+    </w:p>
+    <w:p/>
+    <w:p>
+      <w:pPr>
+        <w:ind w:firstLine="397"/>
+      </w:pPr>
+      <w:r>
+        <w:t>"同学们，找位置坐好。我知道各位在家里都是千金少爷，有些家里的爵位也非常高。但到了学院，这里就只有同学与师生关系——这是写在校规中、由教廷维系的规定。好了，闲话就这么多吧。"</w:t>
+      </w:r>
+    </w:p>
+    <w:p/>
+    <w:p>
+      <w:pPr>
+        <w:ind w:firstLine="397"/>
+      </w:pPr>
+      <w:r>
+        <w:t>老者手指轻轻舞动，凭空生出一团水球。水球在他指尖旋转了两圈，随后缓缓落入口中，润了润嗓子。</w:t>
+      </w:r>
+    </w:p>
+    <w:p/>
+    <w:p>
+      <w:pPr>
+        <w:ind w:firstLine="397"/>
+      </w:pPr>
+      <w:r>
+        <w:t>"我叫阿尔瓦·格雷森（Alva Grayson），各位未来四年的魔法课导师。魔法课作为主课，每周四节，主要学习魔法理论与实践。关于学院那个阶段考试免除课程的规定——我这边的阶段考试是和我进行魔法使决斗。不需要胜利，我会根据你的表现判断是否可以免除，以及免除到何时。"</w:t>
+      </w:r>
+    </w:p>
+    <w:p/>
+    <w:p>
+      <w:pPr>
+        <w:ind w:firstLine="397"/>
+      </w:pPr>
+      <w:r>
+        <w:t>"听着不错，玛琳小姐。"</w:t>
+      </w:r>
+    </w:p>
+    <w:p/>
+    <w:p>
+      <w:pPr>
+        <w:ind w:firstLine="397"/>
+      </w:pPr>
+      <w:r>
+        <w:t>"你认真的？刚刚看人我还没认出来，原来真是那个格雷森教授。听我哥说，他的免课率低得可怜——去决斗的基本都是一瞬间就输了。"</w:t>
+      </w:r>
+    </w:p>
+    <w:p/>
+    <w:p>
+      <w:pPr>
+        <w:ind w:firstLine="397"/>
+      </w:pPr>
+      <w:r>
+        <w:t>"抱歉，我没听说过。那看来要老老实实上课了，哈哈。"</w:t>
+      </w:r>
+    </w:p>
+    <w:p/>
+    <w:p>
+      <w:pPr>
+        <w:ind w:firstLine="397"/>
+      </w:pPr>
+      <w:r>
+        <w:t>也许平淡的结束也是一种意料之外。莉莉安本以为这些一生要强的贵族子嗣们会迫不及待地进行决斗，但大概都有听说吧——直到课程结束，格雷森教授走出了那扇门，也没有一位上前。</w:t>
+      </w:r>
+    </w:p>
+    <w:p/>
+    <w:p>
+      <w:pPr>
+        <w:ind w:firstLine="397"/>
+      </w:pPr>
+      <w:r>
+        <w:t>"谁会一年级就去找教授决斗呀。魔法使决斗可不像骑士对决那么光明正大——没有了解，只会连怎么输的都不知道。"</w:t>
+      </w:r>
+    </w:p>
+    <w:p/>
+    <w:p>
+      <w:pPr>
+        <w:ind w:firstLine="397"/>
+      </w:pPr>
+      <w:r>
+        <w:t>在前往下一个教室的路上，玛琳回答了莉莉安的疑问。</w:t>
+      </w:r>
+    </w:p>
+    <w:p/>
+    <w:p>
+      <w:pPr>
+        <w:ind w:firstLine="397"/>
+      </w:pPr>
+      <w:r>
+        <w:t>"是这样啊……"</w:t>
+      </w:r>
+    </w:p>
+    <w:p/>
+    <w:p>
+      <w:pPr>
+        <w:ind w:firstLine="397"/>
+      </w:pPr>
+      <w:r>
+        <w:t>"看来以后要教给莉莉安同学的还有很多呢。狠狠地浸入贵族圈子的恶臭当中吧——这才刚刚开始呢。别听教授说的什么'这里只有同学与师生关系'，这都是骗骗人玩的。也不想想，也许你同班就有你领主的孩子——或者像是凯恩千金那种内三圈的老伯爵家族。实际情况是想跪舔都没有门路。"</w:t>
+      </w:r>
+    </w:p>
+    <w:p/>
+    <w:p>
+      <w:pPr>
+        <w:ind w:firstLine="397"/>
+      </w:pPr>
+      <w:r>
+        <w:t>"比如……你？"</w:t>
+      </w:r>
+    </w:p>
+    <w:p/>
+    <w:p>
+      <w:pPr>
+        <w:ind w:firstLine="397"/>
+      </w:pPr>
+      <w:r>
+        <w:t>"啊啊啊——好过分莉莉安！啊，别跑！我要抓住你狠狠地揉你的脸！"</w:t>
+      </w:r>
+    </w:p>
+    <w:p/>
+    <w:p>
+      <w:r>
+        <w:t>（十一）</w:t>
+      </w:r>
+    </w:p>
+    <w:p/>
+    <w:p>
+      <w:pPr>
+        <w:ind w:firstLine="397"/>
+      </w:pPr>
+      <w:r>
+        <w:t>"接下来汇报有关莉莉安的情报。"</w:t>
+      </w:r>
+    </w:p>
+    <w:p/>
+    <w:p>
+      <w:pPr>
+        <w:ind w:firstLine="397"/>
+      </w:pPr>
+      <w:r>
+        <w:t>女仆站立在侧。</w:t>
+      </w:r>
+    </w:p>
+    <w:p/>
+    <w:p>
+      <w:pPr>
+        <w:ind w:firstLine="397"/>
+      </w:pPr>
+      <w:r>
+        <w:t>"说吧。"</w:t>
+      </w:r>
+    </w:p>
+    <w:p/>
+    <w:p>
+      <w:pPr>
+        <w:ind w:firstLine="397"/>
+      </w:pPr>
+      <w:r>
+        <w:t>茉莉·凯恩用刀分割桌上的牛排，叉起小小的一块放入口中。</w:t>
+      </w:r>
+    </w:p>
+    <w:p/>
+    <w:p>
+      <w:pPr>
+        <w:ind w:firstLine="397"/>
+      </w:pPr>
+      <w:r>
+        <w:t>"一，没有调查到其和那几大商会有关。二，学籍上的故乡是假的，但学院方仍然给出了审核通过的结论。三，学院长对此事的态度并不积极。四，她有一个师傅教会了她魔法，名字没有打听到。以上为各方面的消息。总管给出的推测是——她的入学来自于教廷方面的批准，学院长知道一定的内幕，以及她的那位师傅大概率是位前教廷成员。"</w:t>
+      </w:r>
+    </w:p>
+    <w:p/>
+    <w:p>
+      <w:pPr>
+        <w:ind w:firstLine="397"/>
+      </w:pPr>
+      <w:r>
+        <w:t>"嗯。和我想的差不多。所以呢，父亲的想法还是没有改变吗？总管顾及到父亲的面子并没有提，但他应该也和我一样认为——这个人更像是某位大人的私生女，而非商会对阶层的渗透。"</w:t>
+      </w:r>
+    </w:p>
+    <w:p/>
+    <w:p>
+      <w:pPr>
+        <w:ind w:firstLine="397"/>
+      </w:pPr>
+      <w:r>
+        <w:t>"家主大人的意思是——不论她是怎么混进来的，其光明正大地使用平民身份进入学院都会对外界释放信号，让那些只懂得利益的卑贱之人蠢蠢欲动。所以原计划不变，需要小姐行动起来。"</w:t>
+      </w:r>
+    </w:p>
+    <w:p/>
+    <w:p>
+      <w:pPr>
+        <w:ind w:firstLine="397"/>
+      </w:pPr>
+      <w:r>
+        <w:t>"哪怕会得罪教廷？"</w:t>
+      </w:r>
+    </w:p>
+    <w:p/>
+    <w:p>
+      <w:pPr>
+        <w:ind w:firstLine="397"/>
+      </w:pPr>
+      <w:r>
+        <w:t>"哪怕会得罪教廷。家主的原话是——六大家的人都是一帮孬种，眼看着贵族势力被蚕食也无动于衷。大概是决心完成此事了。"</w:t>
+      </w:r>
+    </w:p>
+    <w:p/>
+    <w:p>
+      <w:pPr>
+        <w:ind w:firstLine="397"/>
+      </w:pPr>
+      <w:r>
+        <w:t>"其实，我并不讨厌她。她的魔法纯熟、基础扎实，并不是靠着歪门斜路得来的。能看得出努力——是位传统的魔法使。"</w:t>
+      </w:r>
+    </w:p>
+    <w:p/>
+    <w:p>
+      <w:pPr>
+        <w:ind w:firstLine="397"/>
+      </w:pPr>
+      <w:r>
+        <w:t>"请务必执行。"</w:t>
+      </w:r>
+    </w:p>
+    <w:p/>
+    <w:p>
+      <w:pPr>
+        <w:ind w:firstLine="397"/>
+      </w:pPr>
+      <w:r>
+        <w:t>"……当然。请让父亲大人放心。"</w:t>
       </w:r>
     </w:p>
     <w:p/>

--- a/正文/第一章_学院的新生.docx
+++ b/正文/第一章_学院的新生.docx
@@ -28,7 +28,7 @@
         <w:ind w:firstLine="397"/>
       </w:pPr>
       <w:r>
-        <w:t>夏日的风吹拂，送来助攻。麻布随风飘动，终于露出一丝缝隙，让阳光得以进入这一间小小的屋。</w:t>
+        <w:t>初春的风吹拂，送来助攻。麻布随风飘动，终于露出一丝缝隙，让阳光得以进入这一间小小的屋。</w:t>
       </w:r>
     </w:p>
     <w:p/>
@@ -1399,7 +1399,7 @@
         <w:ind w:firstLine="397"/>
       </w:pPr>
       <w:r>
-        <w:t>经过整个下午的清扫后，莉莉安满足地坐在沙发上，享受从窗户吹进来的风。夏日的晚风格外舒适，夹杂着泥土与青草的味道。</w:t>
+        <w:t>经过整个下午的清扫后，莉莉安满足地坐在沙发上，享受从窗户吹进来的风。初春的晚风仍带着泥土与青草的味道，夹杂着一丝未褪尽的寒意。</w:t>
       </w:r>
     </w:p>
     <w:p/>
@@ -1702,7 +1702,7 @@
         <w:ind w:firstLine="397"/>
       </w:pPr>
       <w:r>
-        <w:t>走在最前列的紫发学生带领着魔法学院的所有新生走出了礼堂。莉莉安知道她——艾蕾诺·凯恩，凯恩伯爵的千金。如果没有自己突然转入魔法学院，在这里发言的人就该是她。</w:t>
+        <w:t>走在最前列的紫发学生带领着魔法学院的所有新生走出了礼堂。莉莉安知道她——茉莉·凯恩，凯恩伯爵的千金。如果没有自己突然转入魔法学院，在这里发言的人就该是她。</w:t>
       </w:r>
     </w:p>
     <w:p/>
